--- a/DB_Alexandra_Manica_HW_Car_Sharing_Service_descriptions.docx
+++ b/DB_Alexandra_Manica_HW_Car_Sharing_Service_descriptions.docx
@@ -447,6 +447,7 @@
           <w:docPartUnique/>
         </w:docPartObj>
       </w:sdtPr>
+      <w:sdtEndPr/>
       <w:sdtContent>
         <w:p>
           <w:pPr>
@@ -892,6 +893,9 @@
       <w:bookmarkEnd w:id="1"/>
       <w:r>
         <w:br w:type="page"/>
+      </w:r>
+      <w:r>
+        <w:lastRenderedPageBreak/>
         <w:t>Business Description</w:t>
       </w:r>
     </w:p>
@@ -975,7 +979,14 @@
           <w:rFonts w:ascii="Trebuchet MS" w:eastAsia="Trebuchet MS" w:hAnsi="Trebuchet MS" w:cs="Trebuchet MS"/>
           <w:color w:val="464547"/>
         </w:rPr>
-        <w:t>The database solves the problems described in the system by organizing information about vehicles, customers, trips, maintenance, payments, and ratings in a structured way. Instead of overwriting information or storing it inconsistently, the database records each important event such as a trip, maintenance operation, or payment. This allows the system to track vehicle availability, usage, and service records accurately and ensures that all business processes are clearly represented through relationships between tables.</w:t>
+        <w:t>The database solves the problems described in the system by organizing information about vehicles, customers, trips, maintenance, payments, and ratings in a structured way. Instead of overwriting information or storing it inconsistently, the database records each important event such as a trip, maintenance operation, or payment. This allows the system to track vehicle availability, usage, and service records accurately and ensures that all business processes are clearly represented through relationships bet</w:t>
+      </w:r>
+      <w:r>
+        <w:rPr>
+          <w:rFonts w:ascii="Trebuchet MS" w:eastAsia="Trebuchet MS" w:hAnsi="Trebuchet MS" w:cs="Trebuchet MS"/>
+          <w:color w:val="464547"/>
+        </w:rPr>
+        <w:t>ween tables.</w:t>
       </w:r>
     </w:p>
     <w:p>
@@ -1468,6 +1479,7 @@
           <w:rFonts w:ascii="Trebuchet MS" w:eastAsia="Trebuchet MS" w:hAnsi="Trebuchet MS" w:cs="Trebuchet MS"/>
           <w:color w:val="464547"/>
         </w:rPr>
+        <w:lastRenderedPageBreak/>
         <w:t xml:space="preserve">Some terms could be misunderstood without clarification, especially available, in use, under maintenance, maintenance record, status history, and assignment. For example, </w:t>
       </w:r>
       <w:r>
@@ -1646,41 +1658,67 @@
           <w:color w:val="464547"/>
         </w:rPr>
       </w:pPr>
-      <w:r>
-        <w:rPr>
-          <w:rFonts w:ascii="Trebuchet MS" w:eastAsia="Trebuchet MS" w:hAnsi="Trebuchet MS" w:cs="Trebuchet MS"/>
-          <w:noProof/>
+    </w:p>
+    <w:p>
+      <w:pPr>
+        <w:keepLines/>
+        <w:widowControl/>
+        <w:pBdr>
+          <w:top w:val="nil"/>
+          <w:left w:val="nil"/>
+          <w:bottom w:val="nil"/>
+          <w:right w:val="nil"/>
+          <w:between w:val="nil"/>
+        </w:pBdr>
+        <w:spacing w:before="120" w:line="240" w:lineRule="auto"/>
+        <w:rPr>
+          <w:rFonts w:ascii="Trebuchet MS" w:eastAsia="Trebuchet MS" w:hAnsi="Trebuchet MS" w:cs="Trebuchet MS"/>
+          <w:color w:val="464547"/>
+        </w:rPr>
+      </w:pPr>
+      <w:r>
+        <w:rPr>
+          <w:rFonts w:ascii="Trebuchet MS" w:eastAsia="Trebuchet MS" w:hAnsi="Trebuchet MS" w:cs="Trebuchet MS"/>
           <w:color w:val="464547"/>
         </w:rPr>
         <w:drawing>
-          <wp:inline distT="114300" distB="114300" distL="114300" distR="114300" wp14:anchorId="1216DCAF" wp14:editId="121CEF15">
-            <wp:extent cx="6299525" cy="3924300"/>
-            <wp:effectExtent l="0" t="0" r="0" b="0"/>
-            <wp:docPr id="25" name="image3.png"/>
-            <wp:cNvGraphicFramePr/>
+          <wp:inline distT="0" distB="0" distL="0" distR="0" wp14:anchorId="3B8502F8" wp14:editId="7A35F25E">
+            <wp:extent cx="6301740" cy="3455987"/>
+            <wp:effectExtent l="0" t="0" r="3810" b="0"/>
+            <wp:docPr id="1936538319" name="Picture 1"/>
+            <wp:cNvGraphicFramePr>
+              <a:graphicFrameLocks xmlns:a="http://schemas.openxmlformats.org/drawingml/2006/main" noChangeAspect="1"/>
+            </wp:cNvGraphicFramePr>
             <a:graphic xmlns:a="http://schemas.openxmlformats.org/drawingml/2006/main">
               <a:graphicData uri="http://schemas.openxmlformats.org/drawingml/2006/picture">
                 <pic:pic xmlns:pic="http://schemas.openxmlformats.org/drawingml/2006/picture">
                   <pic:nvPicPr>
-                    <pic:cNvPr id="0" name="image3.png"/>
-                    <pic:cNvPicPr preferRelativeResize="0"/>
+                    <pic:cNvPr id="1936538319" name=""/>
+                    <pic:cNvPicPr/>
                   </pic:nvPicPr>
-                  <pic:blipFill>
+                  <pic:blipFill rotWithShape="1">
                     <a:blip r:embed="rId9"/>
-                    <a:srcRect/>
+                    <a:srcRect t="955"/>
                     <a:stretch>
                       <a:fillRect/>
                     </a:stretch>
                   </pic:blipFill>
-                  <pic:spPr>
+                  <pic:spPr bwMode="auto">
                     <a:xfrm>
                       <a:off x="0" y="0"/>
-                      <a:ext cx="6299525" cy="3924300"/>
+                      <a:ext cx="6301740" cy="3455987"/>
                     </a:xfrm>
                     <a:prstGeom prst="rect">
                       <a:avLst/>
                     </a:prstGeom>
-                    <a:ln/>
+                    <a:ln>
+                      <a:noFill/>
+                    </a:ln>
+                    <a:extLst>
+                      <a:ext uri="{53640926-AAD7-44D8-BBD7-CCE9431645EC}">
+                        <a14:shadowObscured xmlns:a14="http://schemas.microsoft.com/office/drawing/2010/main"/>
+                      </a:ext>
+                    </a:extLst>
                   </pic:spPr>
                 </pic:pic>
               </a:graphicData>
@@ -1879,6 +1917,7 @@
           <w:rFonts w:ascii="Trebuchet MS" w:eastAsia="Trebuchet MS" w:hAnsi="Trebuchet MS" w:cs="Trebuchet MS"/>
           <w:color w:val="464547"/>
         </w:rPr>
+        <w:lastRenderedPageBreak/>
         <w:t>Incorrect values are limited by CHECK constraints, such as rating scores only between 1 and 5, non-negative distance or cost values. In addition, NOT NULL constraints prevent incomplete records for important attributes such as trip start time, customer identity, or vehicle type.</w:t>
       </w:r>
     </w:p>
@@ -2301,27 +2340,7 @@
           <w:sz w:val="24"/>
           <w:szCs w:val="24"/>
         </w:rPr>
-        <w:t>2.3.</w:t>
-      </w:r>
-      <w:r>
-        <w:rPr>
-          <w:rFonts w:ascii="Arial Black" w:eastAsia="Arial Black" w:hAnsi="Arial Black" w:cs="Arial Black"/>
-          <w:smallCaps/>
-          <w:color w:val="1A9CB0"/>
-          <w:sz w:val="24"/>
-          <w:szCs w:val="24"/>
-        </w:rPr>
-        <w:t>1</w:t>
-      </w:r>
-      <w:r>
-        <w:rPr>
-          <w:rFonts w:ascii="Arial Black" w:eastAsia="Arial Black" w:hAnsi="Arial Black" w:cs="Arial Black"/>
-          <w:smallCaps/>
-          <w:color w:val="1A9CB0"/>
-          <w:sz w:val="24"/>
-          <w:szCs w:val="24"/>
-        </w:rPr>
-        <w:t xml:space="preserve"> Table vehicle</w:t>
+        <w:t>2.3.1 Table vehicle</w:t>
       </w:r>
     </w:p>
     <w:p>
@@ -2352,7 +2371,23 @@
           <w:color w:val="464547"/>
           <w:lang w:val="en-GB"/>
         </w:rPr>
-        <w:t xml:space="preserve"> represents an individual, physical vehicle within the fleet. Each record corresponds to a distinct asset identified by its license plate, model name, and year of manufacture. This information must reside in a separate table because each vehicle has its own operational history — including trips, maintenance events, and status changes — which cannot be captured without treating each unit as an independent entity. Merging vehicle data into the </w:t>
+        <w:t xml:space="preserve"> represents an individual, physical vehicle within the fleet. Each record corresponds to a distinct asset identified by its license plate, model name, and </w:t>
+      </w:r>
+      <w:r>
+        <w:rPr>
+          <w:rFonts w:ascii="Trebuchet MS" w:eastAsia="Trebuchet MS" w:hAnsi="Trebuchet MS" w:cs="Trebuchet MS"/>
+          <w:color w:val="464547"/>
+          <w:lang w:val="en-GB"/>
+        </w:rPr>
+        <w:t xml:space="preserve">date </w:t>
+      </w:r>
+      <w:r>
+        <w:rPr>
+          <w:rFonts w:ascii="Trebuchet MS" w:eastAsia="Trebuchet MS" w:hAnsi="Trebuchet MS" w:cs="Trebuchet MS"/>
+          <w:color w:val="464547"/>
+          <w:lang w:val="en-GB"/>
+        </w:rPr>
+        <w:t xml:space="preserve">of manufacture. This information must reside in a separate table because each vehicle has its own operational history — including trips, maintenance events, and status changes — which cannot be captured without treating each unit as an independent entity. Merging vehicle data into the </w:t>
       </w:r>
       <w:proofErr w:type="spellStart"/>
       <w:r>
@@ -2642,17 +2677,11 @@
         <w:tblLook w:val="04A0" w:firstRow="1" w:lastRow="0" w:firstColumn="1" w:lastColumn="0" w:noHBand="0" w:noVBand="1"/>
       </w:tblPr>
       <w:tblGrid>
-        <w:gridCol w:w="2113"/>
-        <w:gridCol w:w="6068"/>
+        <w:gridCol w:w="2114"/>
+        <w:gridCol w:w="6067"/>
         <w:gridCol w:w="1599"/>
       </w:tblGrid>
       <w:tr>
-        <w:tblPrEx>
-          <w:tblCellMar>
-            <w:top w:w="0" w:type="dxa"/>
-            <w:bottom w:w="0" w:type="dxa"/>
-          </w:tblCellMar>
-        </w:tblPrEx>
         <w:trPr>
           <w:tblHeader/>
         </w:trPr>
@@ -2778,12 +2807,6 @@
         </w:tc>
       </w:tr>
       <w:tr>
-        <w:tblPrEx>
-          <w:tblCellMar>
-            <w:top w:w="0" w:type="dxa"/>
-            <w:bottom w:w="0" w:type="dxa"/>
-          </w:tblCellMar>
-        </w:tblPrEx>
         <w:tc>
           <w:tcPr>
             <w:tcW w:w="2125" w:type="dxa"/>
@@ -2896,12 +2919,6 @@
         </w:tc>
       </w:tr>
       <w:tr>
-        <w:tblPrEx>
-          <w:tblCellMar>
-            <w:top w:w="0" w:type="dxa"/>
-            <w:bottom w:w="0" w:type="dxa"/>
-          </w:tblCellMar>
-        </w:tblPrEx>
         <w:tc>
           <w:tcPr>
             <w:tcW w:w="2125" w:type="dxa"/>
@@ -3044,12 +3061,6 @@
         </w:tc>
       </w:tr>
       <w:tr>
-        <w:tblPrEx>
-          <w:tblCellMar>
-            <w:top w:w="0" w:type="dxa"/>
-            <w:bottom w:w="0" w:type="dxa"/>
-          </w:tblCellMar>
-        </w:tblPrEx>
         <w:tc>
           <w:tcPr>
             <w:tcW w:w="2125" w:type="dxa"/>
@@ -3083,6 +3094,7 @@
                 <w:rFonts w:ascii="Trebuchet MS" w:eastAsia="Arial" w:hAnsi="Trebuchet MS" w:cs="Arial"/>
                 <w:lang w:val="en-GB"/>
               </w:rPr>
+              <w:lastRenderedPageBreak/>
               <w:t>license_plate</w:t>
             </w:r>
             <w:proofErr w:type="spellEnd"/>
@@ -3171,12 +3183,6 @@
         </w:tc>
       </w:tr>
       <w:tr>
-        <w:tblPrEx>
-          <w:tblCellMar>
-            <w:top w:w="0" w:type="dxa"/>
-            <w:bottom w:w="0" w:type="dxa"/>
-          </w:tblCellMar>
-        </w:tblPrEx>
         <w:tc>
           <w:tcPr>
             <w:tcW w:w="2125" w:type="dxa"/>
@@ -3298,12 +3304,6 @@
         </w:tc>
       </w:tr>
       <w:tr>
-        <w:tblPrEx>
-          <w:tblCellMar>
-            <w:top w:w="0" w:type="dxa"/>
-            <w:bottom w:w="0" w:type="dxa"/>
-          </w:tblCellMar>
-        </w:tblPrEx>
         <w:tc>
           <w:tcPr>
             <w:tcW w:w="2125" w:type="dxa"/>
@@ -3337,7 +3337,14 @@
                 <w:rFonts w:ascii="Trebuchet MS" w:eastAsia="Arial" w:hAnsi="Trebuchet MS" w:cs="Arial"/>
                 <w:lang w:val="en-GB"/>
               </w:rPr>
-              <w:t>manufacture_year</w:t>
+              <w:t>manufacture_</w:t>
+            </w:r>
+            <w:r>
+              <w:rPr>
+                <w:rFonts w:ascii="Trebuchet MS" w:eastAsia="Arial" w:hAnsi="Trebuchet MS" w:cs="Arial"/>
+                <w:lang w:val="en-GB"/>
+              </w:rPr>
+              <w:t>date</w:t>
             </w:r>
             <w:proofErr w:type="spellEnd"/>
           </w:p>
@@ -3374,7 +3381,42 @@
                 <w:rFonts w:ascii="Trebuchet MS" w:eastAsia="Arial" w:hAnsi="Trebuchet MS" w:cs="Arial"/>
                 <w:lang w:val="en-GB"/>
               </w:rPr>
-              <w:t>Year vehicle was manufactured. CHECK BETWEEN 1900 AND 2100</w:t>
+              <w:t xml:space="preserve">The date when </w:t>
+            </w:r>
+            <w:r>
+              <w:rPr>
+                <w:rFonts w:ascii="Trebuchet MS" w:eastAsia="Arial" w:hAnsi="Trebuchet MS" w:cs="Arial"/>
+                <w:lang w:val="en-GB"/>
+              </w:rPr>
+              <w:t xml:space="preserve">vehicle was manufactured. CHECK BETWEEN </w:t>
+            </w:r>
+            <w:r>
+              <w:rPr>
+                <w:rFonts w:ascii="Trebuchet MS" w:eastAsia="Arial" w:hAnsi="Trebuchet MS" w:cs="Arial"/>
+                <w:lang w:val="en-GB"/>
+              </w:rPr>
+              <w:t>01.01.</w:t>
+            </w:r>
+            <w:r>
+              <w:rPr>
+                <w:rFonts w:ascii="Trebuchet MS" w:eastAsia="Arial" w:hAnsi="Trebuchet MS" w:cs="Arial"/>
+                <w:lang w:val="en-GB"/>
+              </w:rPr>
+              <w:t xml:space="preserve">1900 AND </w:t>
+            </w:r>
+            <w:r>
+              <w:rPr>
+                <w:rFonts w:ascii="Trebuchet MS" w:eastAsia="Arial" w:hAnsi="Trebuchet MS" w:cs="Arial"/>
+                <w:lang w:val="en-GB"/>
+              </w:rPr>
+              <w:t>31.12.</w:t>
+            </w:r>
+            <w:r>
+              <w:rPr>
+                <w:rFonts w:ascii="Trebuchet MS" w:eastAsia="Arial" w:hAnsi="Trebuchet MS" w:cs="Arial"/>
+                <w:lang w:val="en-GB"/>
+              </w:rPr>
+              <w:t>2100</w:t>
             </w:r>
           </w:p>
         </w:tc>
@@ -3452,12 +3494,6 @@
         <w:gridCol w:w="2607"/>
       </w:tblGrid>
       <w:tr>
-        <w:tblPrEx>
-          <w:tblCellMar>
-            <w:top w:w="0" w:type="dxa"/>
-            <w:bottom w:w="0" w:type="dxa"/>
-          </w:tblCellMar>
-        </w:tblPrEx>
         <w:trPr>
           <w:tblHeader/>
         </w:trPr>
@@ -3678,12 +3714,6 @@
         </w:tc>
       </w:tr>
       <w:tr>
-        <w:tblPrEx>
-          <w:tblCellMar>
-            <w:top w:w="0" w:type="dxa"/>
-            <w:bottom w:w="0" w:type="dxa"/>
-          </w:tblCellMar>
-        </w:tblPrEx>
         <w:tc>
           <w:tcPr>
             <w:tcW w:w="1754" w:type="dxa"/>
@@ -3877,16 +3907,18 @@
               </w:rPr>
               <w:t>2022</w:t>
             </w:r>
+            <w:r>
+              <w:rPr>
+                <w:rFonts w:ascii="Trebuchet MS" w:eastAsia="Trebuchet MS" w:hAnsi="Trebuchet MS" w:cs="Trebuchet MS"/>
+                <w:color w:val="464547"/>
+                <w:lang w:val="en-GB"/>
+              </w:rPr>
+              <w:t>-12-03</w:t>
+            </w:r>
           </w:p>
         </w:tc>
       </w:tr>
       <w:tr>
-        <w:tblPrEx>
-          <w:tblCellMar>
-            <w:top w:w="0" w:type="dxa"/>
-            <w:bottom w:w="0" w:type="dxa"/>
-          </w:tblCellMar>
-        </w:tblPrEx>
         <w:tc>
           <w:tcPr>
             <w:tcW w:w="1754" w:type="dxa"/>
@@ -4079,6 +4111,14 @@
                 <w:lang w:val="en-GB"/>
               </w:rPr>
               <w:t>2021</w:t>
+            </w:r>
+            <w:r>
+              <w:rPr>
+                <w:rFonts w:ascii="Trebuchet MS" w:eastAsia="Trebuchet MS" w:hAnsi="Trebuchet MS" w:cs="Trebuchet MS"/>
+                <w:color w:val="464547"/>
+                <w:lang w:val="en-GB"/>
+              </w:rPr>
+              <w:t>-05-23</w:t>
             </w:r>
           </w:p>
         </w:tc>
@@ -4368,12 +4408,6 @@
         <w:gridCol w:w="1606"/>
       </w:tblGrid>
       <w:tr>
-        <w:tblPrEx>
-          <w:tblCellMar>
-            <w:top w:w="0" w:type="dxa"/>
-            <w:bottom w:w="0" w:type="dxa"/>
-          </w:tblCellMar>
-        </w:tblPrEx>
         <w:trPr>
           <w:tblHeader/>
         </w:trPr>
@@ -4499,12 +4533,6 @@
         </w:tc>
       </w:tr>
       <w:tr>
-        <w:tblPrEx>
-          <w:tblCellMar>
-            <w:top w:w="0" w:type="dxa"/>
-            <w:bottom w:w="0" w:type="dxa"/>
-          </w:tblCellMar>
-        </w:tblPrEx>
         <w:tc>
           <w:tcPr>
             <w:tcW w:w="2200" w:type="dxa"/>
@@ -4617,12 +4645,6 @@
         </w:tc>
       </w:tr>
       <w:tr>
-        <w:tblPrEx>
-          <w:tblCellMar>
-            <w:top w:w="0" w:type="dxa"/>
-            <w:bottom w:w="0" w:type="dxa"/>
-          </w:tblCellMar>
-        </w:tblPrEx>
         <w:tc>
           <w:tcPr>
             <w:tcW w:w="2200" w:type="dxa"/>
@@ -4744,12 +4766,6 @@
         </w:tc>
       </w:tr>
       <w:tr>
-        <w:tblPrEx>
-          <w:tblCellMar>
-            <w:top w:w="0" w:type="dxa"/>
-            <w:bottom w:w="0" w:type="dxa"/>
-          </w:tblCellMar>
-        </w:tblPrEx>
         <w:tc>
           <w:tcPr>
             <w:tcW w:w="2200" w:type="dxa"/>
@@ -4860,12 +4876,6 @@
         </w:tc>
       </w:tr>
       <w:tr>
-        <w:tblPrEx>
-          <w:tblCellMar>
-            <w:top w:w="0" w:type="dxa"/>
-            <w:bottom w:w="0" w:type="dxa"/>
-          </w:tblCellMar>
-        </w:tblPrEx>
         <w:tc>
           <w:tcPr>
             <w:tcW w:w="2200" w:type="dxa"/>
@@ -4987,12 +4997,6 @@
         </w:tc>
       </w:tr>
       <w:tr>
-        <w:tblPrEx>
-          <w:tblCellMar>
-            <w:top w:w="0" w:type="dxa"/>
-            <w:bottom w:w="0" w:type="dxa"/>
-          </w:tblCellMar>
-        </w:tblPrEx>
         <w:tc>
           <w:tcPr>
             <w:tcW w:w="2200" w:type="dxa"/>
@@ -5130,12 +5134,6 @@
         </w:tc>
       </w:tr>
       <w:tr>
-        <w:tblPrEx>
-          <w:tblCellMar>
-            <w:top w:w="0" w:type="dxa"/>
-            <w:bottom w:w="0" w:type="dxa"/>
-          </w:tblCellMar>
-        </w:tblPrEx>
         <w:tc>
           <w:tcPr>
             <w:tcW w:w="2200" w:type="dxa"/>
@@ -5294,12 +5292,6 @@
         <w:gridCol w:w="1568"/>
       </w:tblGrid>
       <w:tr>
-        <w:tblPrEx>
-          <w:tblCellMar>
-            <w:top w:w="0" w:type="dxa"/>
-            <w:bottom w:w="0" w:type="dxa"/>
-          </w:tblCellMar>
-        </w:tblPrEx>
         <w:trPr>
           <w:tblHeader/>
         </w:trPr>
@@ -5555,12 +5547,6 @@
         </w:tc>
       </w:tr>
       <w:tr>
-        <w:tblPrEx>
-          <w:tblCellMar>
-            <w:top w:w="0" w:type="dxa"/>
-            <w:bottom w:w="0" w:type="dxa"/>
-          </w:tblCellMar>
-        </w:tblPrEx>
         <w:tc>
           <w:tcPr>
             <w:tcW w:w="1778" w:type="dxa"/>
@@ -5779,12 +5765,6 @@
         </w:tc>
       </w:tr>
       <w:tr>
-        <w:tblPrEx>
-          <w:tblCellMar>
-            <w:top w:w="0" w:type="dxa"/>
-            <w:bottom w:w="0" w:type="dxa"/>
-          </w:tblCellMar>
-        </w:tblPrEx>
         <w:tc>
           <w:tcPr>
             <w:tcW w:w="1778" w:type="dxa"/>
@@ -5817,6 +5797,7 @@
                 <w:rFonts w:ascii="Trebuchet MS" w:eastAsia="Arial" w:hAnsi="Trebuchet MS" w:cs="Arial"/>
                 <w:lang w:val="en-GB"/>
               </w:rPr>
+              <w:lastRenderedPageBreak/>
               <w:t>2</w:t>
             </w:r>
           </w:p>
@@ -6036,8 +6017,9 @@
           <w:sz w:val="24"/>
           <w:szCs w:val="24"/>
         </w:rPr>
-        <w:t>2.3.</w:t>
-      </w:r>
+        <w:t xml:space="preserve">2.3.3 Table </w:t>
+      </w:r>
+      <w:proofErr w:type="spellStart"/>
       <w:r>
         <w:rPr>
           <w:rFonts w:ascii="Arial Black" w:eastAsia="Arial Black" w:hAnsi="Arial Black" w:cs="Arial Black"/>
@@ -6046,38 +6028,7 @@
           <w:sz w:val="24"/>
           <w:szCs w:val="24"/>
         </w:rPr>
-        <w:t>3</w:t>
-      </w:r>
-      <w:r>
-        <w:rPr>
-          <w:rFonts w:ascii="Arial Black" w:eastAsia="Arial Black" w:hAnsi="Arial Black" w:cs="Arial Black"/>
-          <w:smallCaps/>
-          <w:color w:val="1A9CB0"/>
-          <w:sz w:val="24"/>
-          <w:szCs w:val="24"/>
-        </w:rPr>
-        <w:t xml:space="preserve"> Table </w:t>
-      </w:r>
-      <w:proofErr w:type="spellStart"/>
-      <w:r>
-        <w:rPr>
-          <w:rFonts w:ascii="Arial Black" w:eastAsia="Arial Black" w:hAnsi="Arial Black" w:cs="Arial Black"/>
-          <w:smallCaps/>
-          <w:color w:val="1A9CB0"/>
-          <w:sz w:val="24"/>
-          <w:szCs w:val="24"/>
-        </w:rPr>
-        <w:t>vehicle</w:t>
-      </w:r>
-      <w:r>
-        <w:rPr>
-          <w:rFonts w:ascii="Arial Black" w:eastAsia="Arial Black" w:hAnsi="Arial Black" w:cs="Arial Black"/>
-          <w:smallCaps/>
-          <w:color w:val="1A9CB0"/>
-          <w:sz w:val="24"/>
-          <w:szCs w:val="24"/>
-        </w:rPr>
-        <w:t>_</w:t>
+        <w:t>vehicle_</w:t>
       </w:r>
       <w:r>
         <w:rPr>
@@ -6367,6 +6318,112 @@
           <w:color w:val="464547"/>
         </w:rPr>
         <w:t>, referencing the vehicle table.</w:t>
+      </w:r>
+    </w:p>
+    <w:p>
+      <w:pPr>
+        <w:keepLines/>
+        <w:widowControl/>
+        <w:spacing w:before="120" w:line="240" w:lineRule="auto"/>
+        <w:jc w:val="both"/>
+        <w:rPr>
+          <w:rFonts w:ascii="Trebuchet MS" w:eastAsia="Trebuchet MS" w:hAnsi="Trebuchet MS" w:cs="Trebuchet MS"/>
+          <w:color w:val="464547"/>
+        </w:rPr>
+      </w:pPr>
+      <w:r>
+        <w:rPr>
+          <w:rFonts w:ascii="Trebuchet MS" w:eastAsia="Trebuchet MS" w:hAnsi="Trebuchet MS" w:cs="Trebuchet MS"/>
+          <w:color w:val="464547"/>
+        </w:rPr>
+        <w:t>To enforce data integrity, t</w:t>
+      </w:r>
+      <w:r>
+        <w:rPr>
+          <w:rFonts w:ascii="Trebuchet MS" w:eastAsia="Trebuchet MS" w:hAnsi="Trebuchet MS" w:cs="Trebuchet MS"/>
+          <w:color w:val="464547"/>
+        </w:rPr>
+        <w:t xml:space="preserve">he EXCLUDE USING gist constraint ensures that no two status records for the same vehicle can have overlapping time periods, by combining an equality check on </w:t>
+      </w:r>
+      <w:proofErr w:type="spellStart"/>
+      <w:r>
+        <w:rPr>
+          <w:rFonts w:ascii="Trebuchet MS" w:eastAsia="Trebuchet MS" w:hAnsi="Trebuchet MS" w:cs="Trebuchet MS"/>
+          <w:color w:val="464547"/>
+        </w:rPr>
+        <w:t>vehicle_id</w:t>
+      </w:r>
+      <w:proofErr w:type="spellEnd"/>
+      <w:r>
+        <w:rPr>
+          <w:rFonts w:ascii="Trebuchet MS" w:eastAsia="Trebuchet MS" w:hAnsi="Trebuchet MS" w:cs="Trebuchet MS"/>
+          <w:color w:val="464547"/>
+        </w:rPr>
+        <w:t xml:space="preserve"> with </w:t>
+      </w:r>
+      <w:proofErr w:type="gramStart"/>
+      <w:r>
+        <w:rPr>
+          <w:rFonts w:ascii="Trebuchet MS" w:eastAsia="Trebuchet MS" w:hAnsi="Trebuchet MS" w:cs="Trebuchet MS"/>
+          <w:color w:val="464547"/>
+        </w:rPr>
+        <w:t>the &amp;&amp;</w:t>
+      </w:r>
+      <w:proofErr w:type="gramEnd"/>
+      <w:r>
+        <w:rPr>
+          <w:rFonts w:ascii="Trebuchet MS" w:eastAsia="Trebuchet MS" w:hAnsi="Trebuchet MS" w:cs="Trebuchet MS"/>
+          <w:color w:val="464547"/>
+        </w:rPr>
+        <w:t xml:space="preserve"> (overlaps) operator on a </w:t>
+      </w:r>
+      <w:proofErr w:type="spellStart"/>
+      <w:r>
+        <w:rPr>
+          <w:rFonts w:ascii="Trebuchet MS" w:eastAsia="Trebuchet MS" w:hAnsi="Trebuchet MS" w:cs="Trebuchet MS"/>
+          <w:color w:val="464547"/>
+        </w:rPr>
+        <w:t>tsrange</w:t>
+      </w:r>
+      <w:proofErr w:type="spellEnd"/>
+      <w:r>
+        <w:rPr>
+          <w:rFonts w:ascii="Trebuchet MS" w:eastAsia="Trebuchet MS" w:hAnsi="Trebuchet MS" w:cs="Trebuchet MS"/>
+          <w:color w:val="464547"/>
+        </w:rPr>
+        <w:t xml:space="preserve"> built from </w:t>
+      </w:r>
+      <w:proofErr w:type="spellStart"/>
+      <w:r>
+        <w:rPr>
+          <w:rFonts w:ascii="Trebuchet MS" w:eastAsia="Trebuchet MS" w:hAnsi="Trebuchet MS" w:cs="Trebuchet MS"/>
+          <w:color w:val="464547"/>
+        </w:rPr>
+        <w:t>valid_from</w:t>
+      </w:r>
+      <w:proofErr w:type="spellEnd"/>
+      <w:r>
+        <w:rPr>
+          <w:rFonts w:ascii="Trebuchet MS" w:eastAsia="Trebuchet MS" w:hAnsi="Trebuchet MS" w:cs="Trebuchet MS"/>
+          <w:color w:val="464547"/>
+        </w:rPr>
+        <w:t xml:space="preserve"> and </w:t>
+      </w:r>
+      <w:proofErr w:type="spellStart"/>
+      <w:r>
+        <w:rPr>
+          <w:rFonts w:ascii="Trebuchet MS" w:eastAsia="Trebuchet MS" w:hAnsi="Trebuchet MS" w:cs="Trebuchet MS"/>
+          <w:color w:val="464547"/>
+        </w:rPr>
+        <w:t>valid_to</w:t>
+      </w:r>
+      <w:proofErr w:type="spellEnd"/>
+      <w:r>
+        <w:rPr>
+          <w:rFonts w:ascii="Trebuchet MS" w:eastAsia="Trebuchet MS" w:hAnsi="Trebuchet MS" w:cs="Trebuchet MS"/>
+          <w:color w:val="464547"/>
+        </w:rPr>
+        <w:t>.</w:t>
       </w:r>
     </w:p>
     <w:p>
@@ -6406,12 +6463,6 @@
         <w:gridCol w:w="1494"/>
       </w:tblGrid>
       <w:tr>
-        <w:tblPrEx>
-          <w:tblCellMar>
-            <w:top w:w="0" w:type="dxa"/>
-            <w:bottom w:w="0" w:type="dxa"/>
-          </w:tblCellMar>
-        </w:tblPrEx>
         <w:trPr>
           <w:tblHeader/>
         </w:trPr>
@@ -6525,12 +6576,6 @@
         </w:tc>
       </w:tr>
       <w:tr>
-        <w:tblPrEx>
-          <w:tblCellMar>
-            <w:top w:w="0" w:type="dxa"/>
-            <w:bottom w:w="0" w:type="dxa"/>
-          </w:tblCellMar>
-        </w:tblPrEx>
         <w:tc>
           <w:tcPr>
             <w:tcW w:w="2200" w:type="dxa"/>
@@ -6631,12 +6676,6 @@
         </w:tc>
       </w:tr>
       <w:tr>
-        <w:tblPrEx>
-          <w:tblCellMar>
-            <w:top w:w="0" w:type="dxa"/>
-            <w:bottom w:w="0" w:type="dxa"/>
-          </w:tblCellMar>
-        </w:tblPrEx>
         <w:tc>
           <w:tcPr>
             <w:tcW w:w="2200" w:type="dxa"/>
@@ -6749,12 +6788,6 @@
         </w:tc>
       </w:tr>
       <w:tr>
-        <w:tblPrEx>
-          <w:tblCellMar>
-            <w:top w:w="0" w:type="dxa"/>
-            <w:bottom w:w="0" w:type="dxa"/>
-          </w:tblCellMar>
-        </w:tblPrEx>
         <w:tc>
           <w:tcPr>
             <w:tcW w:w="2200" w:type="dxa"/>
@@ -6861,12 +6894,6 @@
         </w:tc>
       </w:tr>
       <w:tr>
-        <w:tblPrEx>
-          <w:tblCellMar>
-            <w:top w:w="0" w:type="dxa"/>
-            <w:bottom w:w="0" w:type="dxa"/>
-          </w:tblCellMar>
-        </w:tblPrEx>
         <w:tc>
           <w:tcPr>
             <w:tcW w:w="2200" w:type="dxa"/>
@@ -6930,6 +6957,12 @@
                 <w:rFonts w:ascii="Trebuchet MS" w:eastAsia="Arial" w:hAnsi="Trebuchet MS" w:cs="Arial"/>
               </w:rPr>
               <w:t>Timestamp when the status became active. NOT NULL</w:t>
+            </w:r>
+            <w:r>
+              <w:rPr>
+                <w:rFonts w:ascii="Trebuchet MS" w:eastAsia="Arial" w:hAnsi="Trebuchet MS" w:cs="Arial"/>
+              </w:rPr>
+              <w:t>, EXLCUDE</w:t>
             </w:r>
           </w:p>
         </w:tc>
@@ -6967,12 +7000,6 @@
         </w:tc>
       </w:tr>
       <w:tr>
-        <w:tblPrEx>
-          <w:tblCellMar>
-            <w:top w:w="0" w:type="dxa"/>
-            <w:bottom w:w="0" w:type="dxa"/>
-          </w:tblCellMar>
-        </w:tblPrEx>
         <w:tc>
           <w:tcPr>
             <w:tcW w:w="2200" w:type="dxa"/>
@@ -7073,12 +7100,6 @@
         </w:tc>
       </w:tr>
       <w:tr>
-        <w:tblPrEx>
-          <w:tblCellMar>
-            <w:top w:w="0" w:type="dxa"/>
-            <w:bottom w:w="0" w:type="dxa"/>
-          </w:tblCellMar>
-        </w:tblPrEx>
         <w:tc>
           <w:tcPr>
             <w:tcW w:w="2200" w:type="dxa"/>
@@ -7216,12 +7237,6 @@
         <w:gridCol w:w="2543"/>
       </w:tblGrid>
       <w:tr>
-        <w:tblPrEx>
-          <w:tblCellMar>
-            <w:top w:w="0" w:type="dxa"/>
-            <w:bottom w:w="0" w:type="dxa"/>
-          </w:tblCellMar>
-        </w:tblPrEx>
         <w:trPr>
           <w:tblHeader/>
         </w:trPr>
@@ -7453,12 +7468,6 @@
         </w:tc>
       </w:tr>
       <w:tr>
-        <w:tblPrEx>
-          <w:tblCellMar>
-            <w:top w:w="0" w:type="dxa"/>
-            <w:bottom w:w="0" w:type="dxa"/>
-          </w:tblCellMar>
-        </w:tblPrEx>
         <w:tc>
           <w:tcPr>
             <w:tcW w:w="1941" w:type="dxa"/>
@@ -7653,12 +7662,6 @@
         </w:tc>
       </w:tr>
       <w:tr>
-        <w:tblPrEx>
-          <w:tblCellMar>
-            <w:top w:w="0" w:type="dxa"/>
-            <w:bottom w:w="0" w:type="dxa"/>
-          </w:tblCellMar>
-        </w:tblPrEx>
         <w:tc>
           <w:tcPr>
             <w:tcW w:w="1941" w:type="dxa"/>
@@ -7853,50 +7856,6 @@
         </w:tc>
       </w:tr>
     </w:tbl>
-    <w:p>
-      <w:pPr>
-        <w:keepLines/>
-        <w:widowControl/>
-        <w:spacing w:before="120" w:line="240" w:lineRule="auto"/>
-        <w:rPr>
-          <w:rFonts w:ascii="Trebuchet MS" w:eastAsia="Trebuchet MS" w:hAnsi="Trebuchet MS" w:cs="Trebuchet MS"/>
-          <w:color w:val="464547"/>
-        </w:rPr>
-      </w:pPr>
-    </w:p>
-    <w:p>
-      <w:pPr>
-        <w:keepLines/>
-        <w:widowControl/>
-        <w:spacing w:before="120" w:line="240" w:lineRule="auto"/>
-        <w:rPr>
-          <w:rFonts w:ascii="Trebuchet MS" w:eastAsia="Trebuchet MS" w:hAnsi="Trebuchet MS" w:cs="Trebuchet MS"/>
-          <w:color w:val="464547"/>
-        </w:rPr>
-      </w:pPr>
-    </w:p>
-    <w:p>
-      <w:pPr>
-        <w:keepLines/>
-        <w:widowControl/>
-        <w:spacing w:before="120" w:line="240" w:lineRule="auto"/>
-        <w:rPr>
-          <w:rFonts w:ascii="Trebuchet MS" w:eastAsia="Trebuchet MS" w:hAnsi="Trebuchet MS" w:cs="Trebuchet MS"/>
-          <w:color w:val="464547"/>
-        </w:rPr>
-      </w:pPr>
-    </w:p>
-    <w:p>
-      <w:pPr>
-        <w:keepLines/>
-        <w:widowControl/>
-        <w:spacing w:before="120" w:line="240" w:lineRule="auto"/>
-        <w:rPr>
-          <w:rFonts w:ascii="Trebuchet MS" w:eastAsia="Trebuchet MS" w:hAnsi="Trebuchet MS" w:cs="Trebuchet MS"/>
-          <w:color w:val="464547"/>
-        </w:rPr>
-      </w:pPr>
-    </w:p>
     <w:p>
       <w:pPr>
         <w:keepLines/>
@@ -7930,37 +7889,7 @@
           <w:sz w:val="24"/>
           <w:szCs w:val="24"/>
         </w:rPr>
-        <w:t>2.3.</w:t>
-      </w:r>
-      <w:r>
-        <w:rPr>
-          <w:rFonts w:ascii="Arial Black" w:eastAsia="Arial Black" w:hAnsi="Arial Black" w:cs="Arial Black"/>
-          <w:smallCaps/>
-          <w:color w:val="1A9CB0"/>
-          <w:sz w:val="24"/>
-          <w:szCs w:val="24"/>
-        </w:rPr>
-        <w:t>4</w:t>
-      </w:r>
-      <w:r>
-        <w:rPr>
-          <w:rFonts w:ascii="Arial Black" w:eastAsia="Arial Black" w:hAnsi="Arial Black" w:cs="Arial Black"/>
-          <w:smallCaps/>
-          <w:color w:val="1A9CB0"/>
-          <w:sz w:val="24"/>
-          <w:szCs w:val="24"/>
-        </w:rPr>
-        <w:t xml:space="preserve"> Table </w:t>
-      </w:r>
-      <w:r>
-        <w:rPr>
-          <w:rFonts w:ascii="Arial Black" w:eastAsia="Arial Black" w:hAnsi="Arial Black" w:cs="Arial Black"/>
-          <w:smallCaps/>
-          <w:color w:val="1A9CB0"/>
-          <w:sz w:val="24"/>
-          <w:szCs w:val="24"/>
-        </w:rPr>
-        <w:t>customer</w:t>
+        <w:t>2.3.4 Table customer</w:t>
       </w:r>
     </w:p>
     <w:p>
@@ -7981,6 +7910,7 @@
           <w:bCs/>
           <w:color w:val="464547"/>
         </w:rPr>
+        <w:lastRenderedPageBreak/>
         <w:t>The customer table</w:t>
       </w:r>
       <w:r>
@@ -8181,12 +8111,6 @@
         <w:gridCol w:w="1236"/>
       </w:tblGrid>
       <w:tr>
-        <w:tblPrEx>
-          <w:tblCellMar>
-            <w:top w:w="0" w:type="dxa"/>
-            <w:bottom w:w="0" w:type="dxa"/>
-          </w:tblCellMar>
-        </w:tblPrEx>
         <w:trPr>
           <w:tblHeader/>
         </w:trPr>
@@ -8303,12 +8227,6 @@
         </w:tc>
       </w:tr>
       <w:tr>
-        <w:tblPrEx>
-          <w:tblCellMar>
-            <w:top w:w="0" w:type="dxa"/>
-            <w:bottom w:w="0" w:type="dxa"/>
-          </w:tblCellMar>
-        </w:tblPrEx>
         <w:tc>
           <w:tcPr>
             <w:tcW w:w="2249" w:type="dxa"/>
@@ -8412,12 +8330,6 @@
         </w:tc>
       </w:tr>
       <w:tr>
-        <w:tblPrEx>
-          <w:tblCellMar>
-            <w:top w:w="0" w:type="dxa"/>
-            <w:bottom w:w="0" w:type="dxa"/>
-          </w:tblCellMar>
-        </w:tblPrEx>
         <w:tc>
           <w:tcPr>
             <w:tcW w:w="2249" w:type="dxa"/>
@@ -8529,12 +8441,6 @@
         </w:tc>
       </w:tr>
       <w:tr>
-        <w:tblPrEx>
-          <w:tblCellMar>
-            <w:top w:w="0" w:type="dxa"/>
-            <w:bottom w:w="0" w:type="dxa"/>
-          </w:tblCellMar>
-        </w:tblPrEx>
         <w:tc>
           <w:tcPr>
             <w:tcW w:w="2249" w:type="dxa"/>
@@ -8646,12 +8552,6 @@
         </w:tc>
       </w:tr>
       <w:tr>
-        <w:tblPrEx>
-          <w:tblCellMar>
-            <w:top w:w="0" w:type="dxa"/>
-            <w:bottom w:w="0" w:type="dxa"/>
-          </w:tblCellMar>
-        </w:tblPrEx>
         <w:tc>
           <w:tcPr>
             <w:tcW w:w="2249" w:type="dxa"/>
@@ -8761,12 +8661,6 @@
         </w:tc>
       </w:tr>
       <w:tr>
-        <w:tblPrEx>
-          <w:tblCellMar>
-            <w:top w:w="0" w:type="dxa"/>
-            <w:bottom w:w="0" w:type="dxa"/>
-          </w:tblCellMar>
-        </w:tblPrEx>
         <w:tc>
           <w:tcPr>
             <w:tcW w:w="2249" w:type="dxa"/>
@@ -8878,12 +8772,6 @@
         </w:tc>
       </w:tr>
       <w:tr>
-        <w:tblPrEx>
-          <w:tblCellMar>
-            <w:top w:w="0" w:type="dxa"/>
-            <w:bottom w:w="0" w:type="dxa"/>
-          </w:tblCellMar>
-        </w:tblPrEx>
         <w:tc>
           <w:tcPr>
             <w:tcW w:w="2249" w:type="dxa"/>
@@ -9001,12 +8889,6 @@
         </w:tc>
       </w:tr>
       <w:tr>
-        <w:tblPrEx>
-          <w:tblCellMar>
-            <w:top w:w="0" w:type="dxa"/>
-            <w:bottom w:w="0" w:type="dxa"/>
-          </w:tblCellMar>
-        </w:tblPrEx>
         <w:tc>
           <w:tcPr>
             <w:tcW w:w="2249" w:type="dxa"/>
@@ -9110,12 +8992,6 @@
         </w:tc>
       </w:tr>
       <w:tr>
-        <w:tblPrEx>
-          <w:tblCellMar>
-            <w:top w:w="0" w:type="dxa"/>
-            <w:bottom w:w="0" w:type="dxa"/>
-          </w:tblCellMar>
-        </w:tblPrEx>
         <w:tc>
           <w:tcPr>
             <w:tcW w:w="2249" w:type="dxa"/>
@@ -9199,12 +9075,6 @@
         </w:tc>
       </w:tr>
       <w:tr>
-        <w:tblPrEx>
-          <w:tblCellMar>
-            <w:top w:w="0" w:type="dxa"/>
-            <w:bottom w:w="0" w:type="dxa"/>
-          </w:tblCellMar>
-        </w:tblPrEx>
         <w:trPr>
           <w:tblHeader/>
         </w:trPr>
@@ -9476,12 +9346,6 @@
         </w:tc>
       </w:tr>
       <w:tr>
-        <w:tblPrEx>
-          <w:tblCellMar>
-            <w:top w:w="0" w:type="dxa"/>
-            <w:bottom w:w="0" w:type="dxa"/>
-          </w:tblCellMar>
-        </w:tblPrEx>
         <w:tc>
           <w:tcPr>
             <w:tcW w:w="1438" w:type="dxa"/>
@@ -9710,12 +9574,6 @@
         </w:tc>
       </w:tr>
       <w:tr>
-        <w:tblPrEx>
-          <w:tblCellMar>
-            <w:top w:w="0" w:type="dxa"/>
-            <w:bottom w:w="0" w:type="dxa"/>
-          </w:tblCellMar>
-        </w:tblPrEx>
         <w:tc>
           <w:tcPr>
             <w:tcW w:w="1438" w:type="dxa"/>
@@ -9980,37 +9838,7 @@
           <w:sz w:val="24"/>
           <w:szCs w:val="24"/>
         </w:rPr>
-        <w:t>2.3.</w:t>
-      </w:r>
-      <w:r>
-        <w:rPr>
-          <w:rFonts w:ascii="Arial Black" w:eastAsia="Arial Black" w:hAnsi="Arial Black" w:cs="Arial Black"/>
-          <w:smallCaps/>
-          <w:color w:val="1A9CB0"/>
-          <w:sz w:val="24"/>
-          <w:szCs w:val="24"/>
-        </w:rPr>
-        <w:t>5</w:t>
-      </w:r>
-      <w:r>
-        <w:rPr>
-          <w:rFonts w:ascii="Arial Black" w:eastAsia="Arial Black" w:hAnsi="Arial Black" w:cs="Arial Black"/>
-          <w:smallCaps/>
-          <w:color w:val="1A9CB0"/>
-          <w:sz w:val="24"/>
-          <w:szCs w:val="24"/>
-        </w:rPr>
-        <w:t xml:space="preserve"> Table </w:t>
-      </w:r>
-      <w:r>
-        <w:rPr>
-          <w:rFonts w:ascii="Arial Black" w:eastAsia="Arial Black" w:hAnsi="Arial Black" w:cs="Arial Black"/>
-          <w:smallCaps/>
-          <w:color w:val="1A9CB0"/>
-          <w:sz w:val="24"/>
-          <w:szCs w:val="24"/>
-        </w:rPr>
-        <w:t>trip</w:t>
+        <w:t>2.3.5 Table trip</w:t>
       </w:r>
     </w:p>
     <w:p>
@@ -10038,23 +9866,7 @@
           <w:rFonts w:ascii="Trebuchet MS" w:eastAsia="Trebuchet MS" w:hAnsi="Trebuchet MS" w:cs="Trebuchet MS"/>
           <w:color w:val="464547"/>
         </w:rPr>
-        <w:t xml:space="preserve"> records individual rental journeys, each capturing the vehicle used, the customer who undertook the journey, the distance </w:t>
-      </w:r>
-      <w:proofErr w:type="spellStart"/>
-      <w:r>
-        <w:rPr>
-          <w:rFonts w:ascii="Trebuchet MS" w:eastAsia="Trebuchet MS" w:hAnsi="Trebuchet MS" w:cs="Trebuchet MS"/>
-          <w:color w:val="464547"/>
-        </w:rPr>
-        <w:t>traveled</w:t>
-      </w:r>
-      <w:proofErr w:type="spellEnd"/>
-      <w:r>
-        <w:rPr>
-          <w:rFonts w:ascii="Trebuchet MS" w:eastAsia="Trebuchet MS" w:hAnsi="Trebuchet MS" w:cs="Trebuchet MS"/>
-          <w:color w:val="464547"/>
-        </w:rPr>
-        <w:t>, and the relevant timestamps for reservation, departure, and arrival. This information must exist in its own table because a trip is an independent event that relates a customer to a vehicle — a relationship that is inherently many-to-many in nature. Embedding trip data in either the vehicle or customer table would violate normalization by introducing repeating groups.</w:t>
+        <w:t xml:space="preserve"> records individual rental journeys, each capturing the vehicle used, the customer who undertook the journey, the distance traveled, and the relevant timestamps for reservation, departure, and arrival. This information must exist in its own table because a trip is an independent event that relates a customer to a vehicle — a relationship that is inherently many-to-many in nature. Embedding trip data in either the vehicle or customer table would violate normalization by introducing repeating groups.</w:t>
       </w:r>
     </w:p>
     <w:p>
@@ -10282,12 +10094,6 @@
         <w:gridCol w:w="1726"/>
       </w:tblGrid>
       <w:tr>
-        <w:tblPrEx>
-          <w:tblCellMar>
-            <w:top w:w="0" w:type="dxa"/>
-            <w:bottom w:w="0" w:type="dxa"/>
-          </w:tblCellMar>
-        </w:tblPrEx>
         <w:trPr>
           <w:tblHeader/>
         </w:trPr>
@@ -10324,6 +10130,7 @@
                 <w:bCs/>
                 <w:color w:val="FFFFFF"/>
               </w:rPr>
+              <w:lastRenderedPageBreak/>
               <w:t>Field Name</w:t>
             </w:r>
           </w:p>
@@ -10404,12 +10211,6 @@
         </w:tc>
       </w:tr>
       <w:tr>
-        <w:tblPrEx>
-          <w:tblCellMar>
-            <w:top w:w="0" w:type="dxa"/>
-            <w:bottom w:w="0" w:type="dxa"/>
-          </w:tblCellMar>
-        </w:tblPrEx>
         <w:tc>
           <w:tcPr>
             <w:tcW w:w="2200" w:type="dxa"/>
@@ -10513,12 +10314,6 @@
         </w:tc>
       </w:tr>
       <w:tr>
-        <w:tblPrEx>
-          <w:tblCellMar>
-            <w:top w:w="0" w:type="dxa"/>
-            <w:bottom w:w="0" w:type="dxa"/>
-          </w:tblCellMar>
-        </w:tblPrEx>
         <w:tc>
           <w:tcPr>
             <w:tcW w:w="2200" w:type="dxa"/>
@@ -10634,12 +10429,6 @@
         </w:tc>
       </w:tr>
       <w:tr>
-        <w:tblPrEx>
-          <w:tblCellMar>
-            <w:top w:w="0" w:type="dxa"/>
-            <w:bottom w:w="0" w:type="dxa"/>
-          </w:tblCellMar>
-        </w:tblPrEx>
         <w:tc>
           <w:tcPr>
             <w:tcW w:w="2200" w:type="dxa"/>
@@ -10755,12 +10544,6 @@
         </w:tc>
       </w:tr>
       <w:tr>
-        <w:tblPrEx>
-          <w:tblCellMar>
-            <w:top w:w="0" w:type="dxa"/>
-            <w:bottom w:w="0" w:type="dxa"/>
-          </w:tblCellMar>
-        </w:tblPrEx>
         <w:tc>
           <w:tcPr>
             <w:tcW w:w="2200" w:type="dxa"/>
@@ -10870,12 +10653,6 @@
         </w:tc>
       </w:tr>
       <w:tr>
-        <w:tblPrEx>
-          <w:tblCellMar>
-            <w:top w:w="0" w:type="dxa"/>
-            <w:bottom w:w="0" w:type="dxa"/>
-          </w:tblCellMar>
-        </w:tblPrEx>
         <w:tc>
           <w:tcPr>
             <w:tcW w:w="2200" w:type="dxa"/>
@@ -10950,6 +10727,12 @@
               <w:t>reserved_at</w:t>
             </w:r>
             <w:proofErr w:type="spellEnd"/>
+            <w:r>
+              <w:rPr>
+                <w:rFonts w:ascii="Trebuchet MS" w:eastAsia="Arial" w:hAnsi="Trebuchet MS" w:cs="Arial"/>
+              </w:rPr>
+              <w:t>. NOT NULL, DEFAULT NOW</w:t>
+            </w:r>
           </w:p>
         </w:tc>
         <w:tc>
@@ -10987,12 +10770,6 @@
         </w:tc>
       </w:tr>
       <w:tr>
-        <w:tblPrEx>
-          <w:tblCellMar>
-            <w:top w:w="0" w:type="dxa"/>
-            <w:bottom w:w="0" w:type="dxa"/>
-          </w:tblCellMar>
-        </w:tblPrEx>
         <w:tc>
           <w:tcPr>
             <w:tcW w:w="2200" w:type="dxa"/>
@@ -11104,12 +10881,6 @@
         </w:tc>
       </w:tr>
       <w:tr>
-        <w:tblPrEx>
-          <w:tblCellMar>
-            <w:top w:w="0" w:type="dxa"/>
-            <w:bottom w:w="0" w:type="dxa"/>
-          </w:tblCellMar>
-        </w:tblPrEx>
         <w:tc>
           <w:tcPr>
             <w:tcW w:w="2200" w:type="dxa"/>
@@ -11213,12 +10984,6 @@
         </w:tc>
       </w:tr>
       <w:tr>
-        <w:tblPrEx>
-          <w:tblCellMar>
-            <w:top w:w="0" w:type="dxa"/>
-            <w:bottom w:w="0" w:type="dxa"/>
-          </w:tblCellMar>
-        </w:tblPrEx>
         <w:tc>
           <w:tcPr>
             <w:tcW w:w="2200" w:type="dxa"/>
@@ -11302,12 +11067,6 @@
         </w:tc>
       </w:tr>
       <w:tr>
-        <w:tblPrEx>
-          <w:tblCellMar>
-            <w:top w:w="0" w:type="dxa"/>
-            <w:bottom w:w="0" w:type="dxa"/>
-          </w:tblCellMar>
-        </w:tblPrEx>
         <w:trPr>
           <w:tblHeader/>
         </w:trPr>
@@ -11579,12 +11338,6 @@
         </w:tc>
       </w:tr>
       <w:tr>
-        <w:tblPrEx>
-          <w:tblCellMar>
-            <w:top w:w="0" w:type="dxa"/>
-            <w:bottom w:w="0" w:type="dxa"/>
-          </w:tblCellMar>
-        </w:tblPrEx>
         <w:tc>
           <w:tcPr>
             <w:tcW w:w="1179" w:type="dxa"/>
@@ -11813,12 +11566,6 @@
         </w:tc>
       </w:tr>
       <w:tr>
-        <w:tblPrEx>
-          <w:tblCellMar>
-            <w:top w:w="0" w:type="dxa"/>
-            <w:bottom w:w="0" w:type="dxa"/>
-          </w:tblCellMar>
-        </w:tblPrEx>
         <w:tc>
           <w:tcPr>
             <w:tcW w:w="1179" w:type="dxa"/>
@@ -12069,37 +11816,7 @@
           <w:sz w:val="24"/>
           <w:szCs w:val="24"/>
         </w:rPr>
-        <w:t>2.3.</w:t>
-      </w:r>
-      <w:r>
-        <w:rPr>
-          <w:rFonts w:ascii="Arial Black" w:eastAsia="Arial Black" w:hAnsi="Arial Black" w:cs="Arial Black"/>
-          <w:smallCaps/>
-          <w:color w:val="1A9CB0"/>
-          <w:sz w:val="24"/>
-          <w:szCs w:val="24"/>
-        </w:rPr>
-        <w:t>6</w:t>
-      </w:r>
-      <w:r>
-        <w:rPr>
-          <w:rFonts w:ascii="Arial Black" w:eastAsia="Arial Black" w:hAnsi="Arial Black" w:cs="Arial Black"/>
-          <w:smallCaps/>
-          <w:color w:val="1A9CB0"/>
-          <w:sz w:val="24"/>
-          <w:szCs w:val="24"/>
-        </w:rPr>
-        <w:t xml:space="preserve"> Table </w:t>
-      </w:r>
-      <w:r>
-        <w:rPr>
-          <w:rFonts w:ascii="Arial Black" w:eastAsia="Arial Black" w:hAnsi="Arial Black" w:cs="Arial Black"/>
-          <w:smallCaps/>
-          <w:color w:val="1A9CB0"/>
-          <w:sz w:val="24"/>
-          <w:szCs w:val="24"/>
-        </w:rPr>
-        <w:t>rating</w:t>
+        <w:t>2.3.6 Table rating</w:t>
       </w:r>
     </w:p>
     <w:p>
@@ -12371,12 +12088,6 @@
         <w:gridCol w:w="3497"/>
       </w:tblGrid>
       <w:tr>
-        <w:tblPrEx>
-          <w:tblCellMar>
-            <w:top w:w="0" w:type="dxa"/>
-            <w:bottom w:w="0" w:type="dxa"/>
-          </w:tblCellMar>
-        </w:tblPrEx>
         <w:trPr>
           <w:tblHeader/>
         </w:trPr>
@@ -12481,12 +12192,6 @@
         </w:tc>
       </w:tr>
       <w:tr>
-        <w:tblPrEx>
-          <w:tblCellMar>
-            <w:top w:w="0" w:type="dxa"/>
-            <w:bottom w:w="0" w:type="dxa"/>
-          </w:tblCellMar>
-        </w:tblPrEx>
         <w:tc>
           <w:tcPr>
             <w:tcW w:w="2200" w:type="dxa"/>
@@ -12578,12 +12283,6 @@
         </w:tc>
       </w:tr>
       <w:tr>
-        <w:tblPrEx>
-          <w:tblCellMar>
-            <w:top w:w="0" w:type="dxa"/>
-            <w:bottom w:w="0" w:type="dxa"/>
-          </w:tblCellMar>
-        </w:tblPrEx>
         <w:tc>
           <w:tcPr>
             <w:tcW w:w="2200" w:type="dxa"/>
@@ -12675,12 +12374,6 @@
         </w:tc>
       </w:tr>
       <w:tr>
-        <w:tblPrEx>
-          <w:tblCellMar>
-            <w:top w:w="0" w:type="dxa"/>
-            <w:bottom w:w="0" w:type="dxa"/>
-          </w:tblCellMar>
-        </w:tblPrEx>
         <w:tc>
           <w:tcPr>
             <w:tcW w:w="2200" w:type="dxa"/>
@@ -12772,12 +12465,6 @@
         </w:tc>
       </w:tr>
       <w:tr>
-        <w:tblPrEx>
-          <w:tblCellMar>
-            <w:top w:w="0" w:type="dxa"/>
-            <w:bottom w:w="0" w:type="dxa"/>
-          </w:tblCellMar>
-        </w:tblPrEx>
         <w:tc>
           <w:tcPr>
             <w:tcW w:w="2200" w:type="dxa"/>
@@ -12869,12 +12556,6 @@
         </w:tc>
       </w:tr>
       <w:tr>
-        <w:tblPrEx>
-          <w:tblCellMar>
-            <w:top w:w="0" w:type="dxa"/>
-            <w:bottom w:w="0" w:type="dxa"/>
-          </w:tblCellMar>
-        </w:tblPrEx>
         <w:tc>
           <w:tcPr>
             <w:tcW w:w="2200" w:type="dxa"/>
@@ -13010,12 +12691,6 @@
         <w:gridCol w:w="2137"/>
       </w:tblGrid>
       <w:tr>
-        <w:tblPrEx>
-          <w:tblCellMar>
-            <w:top w:w="0" w:type="dxa"/>
-            <w:bottom w:w="0" w:type="dxa"/>
-          </w:tblCellMar>
-        </w:tblPrEx>
         <w:trPr>
           <w:tblHeader/>
         </w:trPr>
@@ -13052,6 +12727,7 @@
                 <w:bCs/>
                 <w:color w:val="FFFFFF"/>
               </w:rPr>
+              <w:lastRenderedPageBreak/>
               <w:t>rating_id</w:t>
             </w:r>
             <w:proofErr w:type="spellEnd"/>
@@ -13211,12 +12887,6 @@
         </w:tc>
       </w:tr>
       <w:tr>
-        <w:tblPrEx>
-          <w:tblCellMar>
-            <w:top w:w="0" w:type="dxa"/>
-            <w:bottom w:w="0" w:type="dxa"/>
-          </w:tblCellMar>
-        </w:tblPrEx>
         <w:tc>
           <w:tcPr>
             <w:tcW w:w="1840" w:type="dxa"/>
@@ -13379,12 +13049,6 @@
         </w:tc>
       </w:tr>
       <w:tr>
-        <w:tblPrEx>
-          <w:tblCellMar>
-            <w:top w:w="0" w:type="dxa"/>
-            <w:bottom w:w="0" w:type="dxa"/>
-          </w:tblCellMar>
-        </w:tblPrEx>
         <w:tc>
           <w:tcPr>
             <w:tcW w:w="1840" w:type="dxa"/>
@@ -13570,37 +13234,7 @@
           <w:sz w:val="24"/>
           <w:szCs w:val="24"/>
         </w:rPr>
-        <w:t>2.3.</w:t>
-      </w:r>
-      <w:r>
-        <w:rPr>
-          <w:rFonts w:ascii="Arial Black" w:eastAsia="Arial Black" w:hAnsi="Arial Black" w:cs="Arial Black"/>
-          <w:smallCaps/>
-          <w:color w:val="1A9CB0"/>
-          <w:sz w:val="24"/>
-          <w:szCs w:val="24"/>
-        </w:rPr>
-        <w:t>7</w:t>
-      </w:r>
-      <w:r>
-        <w:rPr>
-          <w:rFonts w:ascii="Arial Black" w:eastAsia="Arial Black" w:hAnsi="Arial Black" w:cs="Arial Black"/>
-          <w:smallCaps/>
-          <w:color w:val="1A9CB0"/>
-          <w:sz w:val="24"/>
-          <w:szCs w:val="24"/>
-        </w:rPr>
-        <w:t xml:space="preserve"> Table </w:t>
-      </w:r>
-      <w:r>
-        <w:rPr>
-          <w:rFonts w:ascii="Arial Black" w:eastAsia="Arial Black" w:hAnsi="Arial Black" w:cs="Arial Black"/>
-          <w:smallCaps/>
-          <w:color w:val="1A9CB0"/>
-          <w:sz w:val="24"/>
-          <w:szCs w:val="24"/>
-        </w:rPr>
-        <w:t>payment</w:t>
+        <w:t>2.3.7 Table payment</w:t>
       </w:r>
     </w:p>
     <w:p>
@@ -13817,25 +13451,55 @@
           <w:color w:val="464547"/>
           <w:lang w:val="en-GB"/>
         </w:rPr>
-        <w:t xml:space="preserve">, a surrogate integer. As with rating, the </w:t>
+        <w:t xml:space="preserve">, a surrogate integer. </w:t>
+      </w:r>
+      <w:r>
+        <w:rPr>
+          <w:rFonts w:ascii="Trebuchet MS" w:eastAsia="Trebuchet MS" w:hAnsi="Trebuchet MS" w:cs="Trebuchet MS"/>
+          <w:color w:val="464547"/>
+        </w:rPr>
+        <w:t xml:space="preserve">Unlike the rating table, the </w:t>
       </w:r>
       <w:proofErr w:type="spellStart"/>
       <w:r>
         <w:rPr>
           <w:rFonts w:ascii="Trebuchet MS" w:eastAsia="Trebuchet MS" w:hAnsi="Trebuchet MS" w:cs="Trebuchet MS"/>
           <w:color w:val="464547"/>
+        </w:rPr>
+        <w:t>trip_id</w:t>
+      </w:r>
+      <w:proofErr w:type="spellEnd"/>
+      <w:r>
+        <w:rPr>
+          <w:rFonts w:ascii="Trebuchet MS" w:eastAsia="Trebuchet MS" w:hAnsi="Trebuchet MS" w:cs="Trebuchet MS"/>
+          <w:color w:val="464547"/>
+        </w:rPr>
+        <w:t xml:space="preserve"> field does not have a UNIQUE constraint, allowing multiple payment records to be associated with a single trip. This models a one-to-many relationship, where one trip can have multiple payments.</w:t>
+      </w:r>
+      <w:r>
+        <w:rPr>
+          <w:rFonts w:ascii="Trebuchet MS" w:eastAsia="Trebuchet MS" w:hAnsi="Trebuchet MS" w:cs="Trebuchet MS"/>
+          <w:color w:val="464547"/>
+        </w:rPr>
+        <w:t xml:space="preserve"> </w:t>
+      </w:r>
+      <w:proofErr w:type="gramStart"/>
+      <w:r>
+        <w:rPr>
+          <w:rFonts w:ascii="Trebuchet MS" w:eastAsia="Trebuchet MS" w:hAnsi="Trebuchet MS" w:cs="Trebuchet MS"/>
+          <w:color w:val="464547"/>
           <w:lang w:val="en-GB"/>
         </w:rPr>
-        <w:t>trip_id</w:t>
-      </w:r>
-      <w:proofErr w:type="spellEnd"/>
+        <w:t>A</w:t>
+      </w:r>
+      <w:proofErr w:type="gramEnd"/>
       <w:r>
         <w:rPr>
           <w:rFonts w:ascii="Trebuchet MS" w:eastAsia="Trebuchet MS" w:hAnsi="Trebuchet MS" w:cs="Trebuchet MS"/>
           <w:color w:val="464547"/>
           <w:lang w:val="en-GB"/>
         </w:rPr>
-        <w:t xml:space="preserve"> field holds a UNIQUE constraint and could serve as the primary key, since each trip has at most one associated payment. A composite key is not applicable. The table includes one foreign key: </w:t>
+        <w:t xml:space="preserve"> composite key is not applicable. The table includes one foreign key: </w:t>
       </w:r>
       <w:proofErr w:type="spellStart"/>
       <w:r>
@@ -13880,12 +13544,6 @@
         <w:gridCol w:w="3499"/>
       </w:tblGrid>
       <w:tr>
-        <w:tblPrEx>
-          <w:tblCellMar>
-            <w:top w:w="0" w:type="dxa"/>
-            <w:bottom w:w="0" w:type="dxa"/>
-          </w:tblCellMar>
-        </w:tblPrEx>
         <w:trPr>
           <w:tblHeader/>
         </w:trPr>
@@ -13999,12 +13657,6 @@
         </w:tc>
       </w:tr>
       <w:tr>
-        <w:tblPrEx>
-          <w:tblCellMar>
-            <w:top w:w="0" w:type="dxa"/>
-            <w:bottom w:w="0" w:type="dxa"/>
-          </w:tblCellMar>
-        </w:tblPrEx>
         <w:tc>
           <w:tcPr>
             <w:tcW w:w="2200" w:type="dxa"/>
@@ -14105,12 +13757,6 @@
         </w:tc>
       </w:tr>
       <w:tr>
-        <w:tblPrEx>
-          <w:tblCellMar>
-            <w:top w:w="0" w:type="dxa"/>
-            <w:bottom w:w="0" w:type="dxa"/>
-          </w:tblCellMar>
-        </w:tblPrEx>
         <w:tc>
           <w:tcPr>
             <w:tcW w:w="2200" w:type="dxa"/>
@@ -14223,12 +13869,6 @@
         </w:tc>
       </w:tr>
       <w:tr>
-        <w:tblPrEx>
-          <w:tblCellMar>
-            <w:top w:w="0" w:type="dxa"/>
-            <w:bottom w:w="0" w:type="dxa"/>
-          </w:tblCellMar>
-        </w:tblPrEx>
         <w:tc>
           <w:tcPr>
             <w:tcW w:w="2200" w:type="dxa"/>
@@ -14337,12 +13977,6 @@
         </w:tc>
       </w:tr>
       <w:tr>
-        <w:tblPrEx>
-          <w:tblCellMar>
-            <w:top w:w="0" w:type="dxa"/>
-            <w:bottom w:w="0" w:type="dxa"/>
-          </w:tblCellMar>
-        </w:tblPrEx>
         <w:tc>
           <w:tcPr>
             <w:tcW w:w="2200" w:type="dxa"/>
@@ -14451,12 +14085,6 @@
         </w:tc>
       </w:tr>
       <w:tr>
-        <w:tblPrEx>
-          <w:tblCellMar>
-            <w:top w:w="0" w:type="dxa"/>
-            <w:bottom w:w="0" w:type="dxa"/>
-          </w:tblCellMar>
-        </w:tblPrEx>
         <w:tc>
           <w:tcPr>
             <w:tcW w:w="2200" w:type="dxa"/>
@@ -14589,12 +14217,6 @@
         <w:gridCol w:w="2058"/>
       </w:tblGrid>
       <w:tr>
-        <w:tblPrEx>
-          <w:tblCellMar>
-            <w:top w:w="0" w:type="dxa"/>
-            <w:bottom w:w="0" w:type="dxa"/>
-          </w:tblCellMar>
-        </w:tblPrEx>
         <w:trPr>
           <w:tblHeader/>
         </w:trPr>
@@ -14790,12 +14412,6 @@
         </w:tc>
       </w:tr>
       <w:tr>
-        <w:tblPrEx>
-          <w:tblCellMar>
-            <w:top w:w="0" w:type="dxa"/>
-            <w:bottom w:w="0" w:type="dxa"/>
-          </w:tblCellMar>
-        </w:tblPrEx>
         <w:tc>
           <w:tcPr>
             <w:tcW w:w="1799" w:type="dxa"/>
@@ -14958,12 +14574,6 @@
         </w:tc>
       </w:tr>
       <w:tr>
-        <w:tblPrEx>
-          <w:tblCellMar>
-            <w:top w:w="0" w:type="dxa"/>
-            <w:bottom w:w="0" w:type="dxa"/>
-          </w:tblCellMar>
-        </w:tblPrEx>
         <w:tc>
           <w:tcPr>
             <w:tcW w:w="1799" w:type="dxa"/>
@@ -15149,37 +14759,7 @@
           <w:sz w:val="24"/>
           <w:szCs w:val="24"/>
         </w:rPr>
-        <w:t>2.3.</w:t>
-      </w:r>
-      <w:r>
-        <w:rPr>
-          <w:rFonts w:ascii="Arial Black" w:eastAsia="Arial Black" w:hAnsi="Arial Black" w:cs="Arial Black"/>
-          <w:smallCaps/>
-          <w:color w:val="1A9CB0"/>
-          <w:sz w:val="24"/>
-          <w:szCs w:val="24"/>
-        </w:rPr>
-        <w:t>8</w:t>
-      </w:r>
-      <w:r>
-        <w:rPr>
-          <w:rFonts w:ascii="Arial Black" w:eastAsia="Arial Black" w:hAnsi="Arial Black" w:cs="Arial Black"/>
-          <w:smallCaps/>
-          <w:color w:val="1A9CB0"/>
-          <w:sz w:val="24"/>
-          <w:szCs w:val="24"/>
-        </w:rPr>
-        <w:t xml:space="preserve"> Table </w:t>
-      </w:r>
-      <w:r>
-        <w:rPr>
-          <w:rFonts w:ascii="Arial Black" w:eastAsia="Arial Black" w:hAnsi="Arial Black" w:cs="Arial Black"/>
-          <w:smallCaps/>
-          <w:color w:val="1A9CB0"/>
-          <w:sz w:val="24"/>
-          <w:szCs w:val="24"/>
-        </w:rPr>
-        <w:t>maintenance</w:t>
+        <w:t>2.3.8 Table maintenance</w:t>
       </w:r>
     </w:p>
     <w:p>
@@ -15231,6 +14811,7 @@
           <w:color w:val="464547"/>
           <w:lang w:val="en-GB"/>
         </w:rPr>
+        <w:lastRenderedPageBreak/>
         <w:t xml:space="preserve">The table satisfies Third Normal Form (3NF). All attributes — </w:t>
       </w:r>
       <w:proofErr w:type="spellStart"/>
@@ -15459,12 +15040,6 @@
         <w:gridCol w:w="3497"/>
       </w:tblGrid>
       <w:tr>
-        <w:tblPrEx>
-          <w:tblCellMar>
-            <w:top w:w="0" w:type="dxa"/>
-            <w:bottom w:w="0" w:type="dxa"/>
-          </w:tblCellMar>
-        </w:tblPrEx>
         <w:trPr>
           <w:tblHeader/>
         </w:trPr>
@@ -15578,12 +15153,6 @@
         </w:tc>
       </w:tr>
       <w:tr>
-        <w:tblPrEx>
-          <w:tblCellMar>
-            <w:top w:w="0" w:type="dxa"/>
-            <w:bottom w:w="0" w:type="dxa"/>
-          </w:tblCellMar>
-        </w:tblPrEx>
         <w:tc>
           <w:tcPr>
             <w:tcW w:w="2200" w:type="dxa"/>
@@ -15684,12 +15253,6 @@
         </w:tc>
       </w:tr>
       <w:tr>
-        <w:tblPrEx>
-          <w:tblCellMar>
-            <w:top w:w="0" w:type="dxa"/>
-            <w:bottom w:w="0" w:type="dxa"/>
-          </w:tblCellMar>
-        </w:tblPrEx>
         <w:tc>
           <w:tcPr>
             <w:tcW w:w="2200" w:type="dxa"/>
@@ -15802,12 +15365,6 @@
         </w:tc>
       </w:tr>
       <w:tr>
-        <w:tblPrEx>
-          <w:tblCellMar>
-            <w:top w:w="0" w:type="dxa"/>
-            <w:bottom w:w="0" w:type="dxa"/>
-          </w:tblCellMar>
-        </w:tblPrEx>
         <w:tc>
           <w:tcPr>
             <w:tcW w:w="2200" w:type="dxa"/>
@@ -15916,12 +15473,6 @@
         </w:tc>
       </w:tr>
       <w:tr>
-        <w:tblPrEx>
-          <w:tblCellMar>
-            <w:top w:w="0" w:type="dxa"/>
-            <w:bottom w:w="0" w:type="dxa"/>
-          </w:tblCellMar>
-        </w:tblPrEx>
         <w:tc>
           <w:tcPr>
             <w:tcW w:w="2200" w:type="dxa"/>
@@ -16022,12 +15573,6 @@
         </w:tc>
       </w:tr>
       <w:tr>
-        <w:tblPrEx>
-          <w:tblCellMar>
-            <w:top w:w="0" w:type="dxa"/>
-            <w:bottom w:w="0" w:type="dxa"/>
-          </w:tblCellMar>
-        </w:tblPrEx>
         <w:tc>
           <w:tcPr>
             <w:tcW w:w="2200" w:type="dxa"/>
@@ -16091,6 +15636,26 @@
                 <w:rFonts w:ascii="Trebuchet MS" w:eastAsia="Arial" w:hAnsi="Trebuchet MS" w:cs="Arial"/>
               </w:rPr>
               <w:t>When maintenance was opened. NOT NULL</w:t>
+            </w:r>
+            <w:r>
+              <w:rPr>
+                <w:rFonts w:ascii="Trebuchet MS" w:eastAsia="Arial" w:hAnsi="Trebuchet MS" w:cs="Arial"/>
+              </w:rPr>
+              <w:t xml:space="preserve">, DEFAULT </w:t>
+            </w:r>
+            <w:proofErr w:type="gramStart"/>
+            <w:r>
+              <w:rPr>
+                <w:rFonts w:ascii="Trebuchet MS" w:eastAsia="Arial" w:hAnsi="Trebuchet MS" w:cs="Arial"/>
+              </w:rPr>
+              <w:t>NOW(</w:t>
+            </w:r>
+            <w:proofErr w:type="gramEnd"/>
+            <w:r>
+              <w:rPr>
+                <w:rFonts w:ascii="Trebuchet MS" w:eastAsia="Arial" w:hAnsi="Trebuchet MS" w:cs="Arial"/>
+              </w:rPr>
+              <w:t>)</w:t>
             </w:r>
           </w:p>
         </w:tc>
@@ -16128,12 +15693,6 @@
         </w:tc>
       </w:tr>
       <w:tr>
-        <w:tblPrEx>
-          <w:tblCellMar>
-            <w:top w:w="0" w:type="dxa"/>
-            <w:bottom w:w="0" w:type="dxa"/>
-          </w:tblCellMar>
-        </w:tblPrEx>
         <w:tc>
           <w:tcPr>
             <w:tcW w:w="2200" w:type="dxa"/>
@@ -16275,12 +15834,6 @@
         <w:gridCol w:w="1195"/>
       </w:tblGrid>
       <w:tr>
-        <w:tblPrEx>
-          <w:tblCellMar>
-            <w:top w:w="0" w:type="dxa"/>
-            <w:bottom w:w="0" w:type="dxa"/>
-          </w:tblCellMar>
-        </w:tblPrEx>
         <w:trPr>
           <w:tblHeader/>
         </w:trPr>
@@ -16514,12 +16067,6 @@
         </w:tc>
       </w:tr>
       <w:tr>
-        <w:tblPrEx>
-          <w:tblCellMar>
-            <w:top w:w="0" w:type="dxa"/>
-            <w:bottom w:w="0" w:type="dxa"/>
-          </w:tblCellMar>
-        </w:tblPrEx>
         <w:tc>
           <w:tcPr>
             <w:tcW w:w="1533" w:type="dxa"/>
@@ -16714,12 +16261,6 @@
         </w:tc>
       </w:tr>
       <w:tr>
-        <w:tblPrEx>
-          <w:tblCellMar>
-            <w:top w:w="0" w:type="dxa"/>
-            <w:bottom w:w="0" w:type="dxa"/>
-          </w:tblCellMar>
-        </w:tblPrEx>
         <w:tc>
           <w:tcPr>
             <w:tcW w:w="1533" w:type="dxa"/>
@@ -16937,7 +16478,7 @@
           <w:sz w:val="24"/>
           <w:szCs w:val="24"/>
         </w:rPr>
-        <w:t>2.3.</w:t>
+        <w:t xml:space="preserve">2.3.9 Table </w:t>
       </w:r>
       <w:r>
         <w:rPr>
@@ -16947,17 +16488,7 @@
           <w:sz w:val="24"/>
           <w:szCs w:val="24"/>
         </w:rPr>
-        <w:t>9</w:t>
-      </w:r>
-      <w:r>
-        <w:rPr>
-          <w:rFonts w:ascii="Arial Black" w:eastAsia="Arial Black" w:hAnsi="Arial Black" w:cs="Arial Black"/>
-          <w:smallCaps/>
-          <w:color w:val="1A9CB0"/>
-          <w:sz w:val="24"/>
-          <w:szCs w:val="24"/>
-        </w:rPr>
-        <w:t xml:space="preserve"> Table maintenance</w:t>
+        <w:t>employee</w:t>
       </w:r>
     </w:p>
     <w:p>
@@ -17272,12 +16803,6 @@
         <w:gridCol w:w="3260"/>
       </w:tblGrid>
       <w:tr>
-        <w:tblPrEx>
-          <w:tblCellMar>
-            <w:top w:w="0" w:type="dxa"/>
-            <w:bottom w:w="0" w:type="dxa"/>
-          </w:tblCellMar>
-        </w:tblPrEx>
         <w:trPr>
           <w:tblHeader/>
         </w:trPr>
@@ -17391,12 +16916,6 @@
         </w:tc>
       </w:tr>
       <w:tr>
-        <w:tblPrEx>
-          <w:tblCellMar>
-            <w:top w:w="0" w:type="dxa"/>
-            <w:bottom w:w="0" w:type="dxa"/>
-          </w:tblCellMar>
-        </w:tblPrEx>
         <w:tc>
           <w:tcPr>
             <w:tcW w:w="2200" w:type="dxa"/>
@@ -17497,12 +17016,6 @@
         </w:tc>
       </w:tr>
       <w:tr>
-        <w:tblPrEx>
-          <w:tblCellMar>
-            <w:top w:w="0" w:type="dxa"/>
-            <w:bottom w:w="0" w:type="dxa"/>
-          </w:tblCellMar>
-        </w:tblPrEx>
         <w:tc>
           <w:tcPr>
             <w:tcW w:w="2200" w:type="dxa"/>
@@ -17577,7 +17090,14 @@
               <w:rPr>
                 <w:rFonts w:ascii="Trebuchet MS" w:eastAsia="Arial" w:hAnsi="Trebuchet MS" w:cs="Arial"/>
               </w:rPr>
-              <w:t xml:space="preserve"> employee (self-reference). NULL = top-level manager</w:t>
+              <w:t xml:space="preserve"> employee (self-reference). NULL = </w:t>
+            </w:r>
+            <w:r>
+              <w:rPr>
+                <w:rFonts w:ascii="Trebuchet MS" w:eastAsia="Arial" w:hAnsi="Trebuchet MS" w:cs="Arial"/>
+              </w:rPr>
+              <w:lastRenderedPageBreak/>
+              <w:t>top-level manager</w:t>
             </w:r>
           </w:p>
         </w:tc>
@@ -17609,18 +17129,13 @@
               <w:rPr>
                 <w:rFonts w:ascii="Trebuchet MS" w:eastAsia="Arial" w:hAnsi="Trebuchet MS" w:cs="Arial"/>
               </w:rPr>
+              <w:lastRenderedPageBreak/>
               <w:t>INTEGER</w:t>
             </w:r>
           </w:p>
         </w:tc>
       </w:tr>
       <w:tr>
-        <w:tblPrEx>
-          <w:tblCellMar>
-            <w:top w:w="0" w:type="dxa"/>
-            <w:bottom w:w="0" w:type="dxa"/>
-          </w:tblCellMar>
-        </w:tblPrEx>
         <w:tc>
           <w:tcPr>
             <w:tcW w:w="2200" w:type="dxa"/>
@@ -17729,12 +17244,6 @@
         </w:tc>
       </w:tr>
       <w:tr>
-        <w:tblPrEx>
-          <w:tblCellMar>
-            <w:top w:w="0" w:type="dxa"/>
-            <w:bottom w:w="0" w:type="dxa"/>
-          </w:tblCellMar>
-        </w:tblPrEx>
         <w:tc>
           <w:tcPr>
             <w:tcW w:w="2200" w:type="dxa"/>
@@ -17843,12 +17352,6 @@
         </w:tc>
       </w:tr>
       <w:tr>
-        <w:tblPrEx>
-          <w:tblCellMar>
-            <w:top w:w="0" w:type="dxa"/>
-            <w:bottom w:w="0" w:type="dxa"/>
-          </w:tblCellMar>
-        </w:tblPrEx>
         <w:tc>
           <w:tcPr>
             <w:tcW w:w="2200" w:type="dxa"/>
@@ -17955,12 +17458,6 @@
         </w:tc>
       </w:tr>
       <w:tr>
-        <w:tblPrEx>
-          <w:tblCellMar>
-            <w:top w:w="0" w:type="dxa"/>
-            <w:bottom w:w="0" w:type="dxa"/>
-          </w:tblCellMar>
-        </w:tblPrEx>
         <w:tc>
           <w:tcPr>
             <w:tcW w:w="2200" w:type="dxa"/>
@@ -18069,12 +17566,6 @@
         </w:tc>
       </w:tr>
       <w:tr>
-        <w:tblPrEx>
-          <w:tblCellMar>
-            <w:top w:w="0" w:type="dxa"/>
-            <w:bottom w:w="0" w:type="dxa"/>
-          </w:tblCellMar>
-        </w:tblPrEx>
         <w:tc>
           <w:tcPr>
             <w:tcW w:w="2200" w:type="dxa"/>
@@ -18175,12 +17666,6 @@
         </w:tc>
       </w:tr>
       <w:tr>
-        <w:tblPrEx>
-          <w:tblCellMar>
-            <w:top w:w="0" w:type="dxa"/>
-            <w:bottom w:w="0" w:type="dxa"/>
-          </w:tblCellMar>
-        </w:tblPrEx>
         <w:tc>
           <w:tcPr>
             <w:tcW w:w="2200" w:type="dxa"/>
@@ -18287,12 +17772,6 @@
         </w:tc>
       </w:tr>
       <w:tr>
-        <w:tblPrEx>
-          <w:tblCellMar>
-            <w:top w:w="0" w:type="dxa"/>
-            <w:bottom w:w="0" w:type="dxa"/>
-          </w:tblCellMar>
-        </w:tblPrEx>
         <w:tc>
           <w:tcPr>
             <w:tcW w:w="2200" w:type="dxa"/>
@@ -18450,12 +17929,6 @@
         <w:gridCol w:w="922"/>
       </w:tblGrid>
       <w:tr>
-        <w:tblPrEx>
-          <w:tblCellMar>
-            <w:top w:w="0" w:type="dxa"/>
-            <w:bottom w:w="0" w:type="dxa"/>
-          </w:tblCellMar>
-        </w:tblPrEx>
         <w:trPr>
           <w:tblHeader/>
         </w:trPr>
@@ -18799,12 +18272,6 @@
         </w:tc>
       </w:tr>
       <w:tr>
-        <w:tblPrEx>
-          <w:tblCellMar>
-            <w:top w:w="0" w:type="dxa"/>
-            <w:bottom w:w="0" w:type="dxa"/>
-          </w:tblCellMar>
-        </w:tblPrEx>
         <w:tc>
           <w:tcPr>
             <w:tcW w:w="1203" w:type="dxa"/>
@@ -19095,12 +18562,6 @@
         </w:tc>
       </w:tr>
       <w:tr>
-        <w:tblPrEx>
-          <w:tblCellMar>
-            <w:top w:w="0" w:type="dxa"/>
-            <w:bottom w:w="0" w:type="dxa"/>
-          </w:tblCellMar>
-        </w:tblPrEx>
         <w:tc>
           <w:tcPr>
             <w:tcW w:w="1203" w:type="dxa"/>
@@ -19414,8 +18875,9 @@
           <w:sz w:val="24"/>
           <w:szCs w:val="24"/>
         </w:rPr>
-        <w:t>2.3.</w:t>
-      </w:r>
+        <w:t xml:space="preserve">2.3.10 Table </w:t>
+      </w:r>
+      <w:proofErr w:type="spellStart"/>
       <w:r>
         <w:rPr>
           <w:rFonts w:ascii="Arial Black" w:eastAsia="Arial Black" w:hAnsi="Arial Black" w:cs="Arial Black"/>
@@ -19424,7 +18886,7 @@
           <w:sz w:val="24"/>
           <w:szCs w:val="24"/>
         </w:rPr>
-        <w:t>10</w:t>
+        <w:t>employee_</w:t>
       </w:r>
       <w:r>
         <w:rPr>
@@ -19434,8 +18896,19 @@
           <w:sz w:val="24"/>
           <w:szCs w:val="24"/>
         </w:rPr>
-        <w:t xml:space="preserve"> Table maintenance</w:t>
-      </w:r>
+        <w:t>maintenance</w:t>
+      </w:r>
+      <w:r>
+        <w:rPr>
+          <w:rFonts w:ascii="Arial Black" w:eastAsia="Arial Black" w:hAnsi="Arial Black" w:cs="Arial Black"/>
+          <w:smallCaps/>
+          <w:color w:val="1A9CB0"/>
+          <w:sz w:val="24"/>
+          <w:szCs w:val="24"/>
+        </w:rPr>
+        <w:t>_record</w:t>
+      </w:r>
+      <w:proofErr w:type="spellEnd"/>
     </w:p>
     <w:p>
       <w:pPr>
@@ -19726,12 +19199,6 @@
         <w:gridCol w:w="1305"/>
       </w:tblGrid>
       <w:tr>
-        <w:tblPrEx>
-          <w:tblCellMar>
-            <w:top w:w="0" w:type="dxa"/>
-            <w:bottom w:w="0" w:type="dxa"/>
-          </w:tblCellMar>
-        </w:tblPrEx>
         <w:trPr>
           <w:tblHeader/>
         </w:trPr>
@@ -19845,12 +19312,6 @@
         </w:tc>
       </w:tr>
       <w:tr>
-        <w:tblPrEx>
-          <w:tblCellMar>
-            <w:top w:w="0" w:type="dxa"/>
-            <w:bottom w:w="0" w:type="dxa"/>
-          </w:tblCellMar>
-        </w:tblPrEx>
         <w:tc>
           <w:tcPr>
             <w:tcW w:w="2200" w:type="dxa"/>
@@ -19951,12 +19412,6 @@
         </w:tc>
       </w:tr>
       <w:tr>
-        <w:tblPrEx>
-          <w:tblCellMar>
-            <w:top w:w="0" w:type="dxa"/>
-            <w:bottom w:w="0" w:type="dxa"/>
-          </w:tblCellMar>
-        </w:tblPrEx>
         <w:tc>
           <w:tcPr>
             <w:tcW w:w="2200" w:type="dxa"/>
@@ -20069,12 +19524,6 @@
         </w:tc>
       </w:tr>
       <w:tr>
-        <w:tblPrEx>
-          <w:tblCellMar>
-            <w:top w:w="0" w:type="dxa"/>
-            <w:bottom w:w="0" w:type="dxa"/>
-          </w:tblCellMar>
-        </w:tblPrEx>
         <w:tc>
           <w:tcPr>
             <w:tcW w:w="2200" w:type="dxa"/>
@@ -20187,12 +19636,6 @@
         </w:tc>
       </w:tr>
       <w:tr>
-        <w:tblPrEx>
-          <w:tblCellMar>
-            <w:top w:w="0" w:type="dxa"/>
-            <w:bottom w:w="0" w:type="dxa"/>
-          </w:tblCellMar>
-        </w:tblPrEx>
         <w:tc>
           <w:tcPr>
             <w:tcW w:w="2200" w:type="dxa"/>
@@ -20256,6 +19699,26 @@
                 <w:rFonts w:ascii="Trebuchet MS" w:eastAsia="Arial" w:hAnsi="Trebuchet MS" w:cs="Arial"/>
               </w:rPr>
               <w:t>When the employee was assigned. NOT NULL</w:t>
+            </w:r>
+            <w:r>
+              <w:rPr>
+                <w:rFonts w:ascii="Trebuchet MS" w:eastAsia="Arial" w:hAnsi="Trebuchet MS" w:cs="Arial"/>
+              </w:rPr>
+              <w:t xml:space="preserve">, DEFAULT </w:t>
+            </w:r>
+            <w:proofErr w:type="gramStart"/>
+            <w:r>
+              <w:rPr>
+                <w:rFonts w:ascii="Trebuchet MS" w:eastAsia="Arial" w:hAnsi="Trebuchet MS" w:cs="Arial"/>
+              </w:rPr>
+              <w:t>NOW(</w:t>
+            </w:r>
+            <w:proofErr w:type="gramEnd"/>
+            <w:r>
+              <w:rPr>
+                <w:rFonts w:ascii="Trebuchet MS" w:eastAsia="Arial" w:hAnsi="Trebuchet MS" w:cs="Arial"/>
+              </w:rPr>
+              <w:t>)</w:t>
             </w:r>
           </w:p>
         </w:tc>
@@ -20293,12 +19756,6 @@
         </w:tc>
       </w:tr>
       <w:tr>
-        <w:tblPrEx>
-          <w:tblCellMar>
-            <w:top w:w="0" w:type="dxa"/>
-            <w:bottom w:w="0" w:type="dxa"/>
-          </w:tblCellMar>
-        </w:tblPrEx>
         <w:tc>
           <w:tcPr>
             <w:tcW w:w="2200" w:type="dxa"/>
@@ -20328,6 +19785,7 @@
               <w:rPr>
                 <w:rFonts w:ascii="Trebuchet MS" w:eastAsia="Arial" w:hAnsi="Trebuchet MS" w:cs="Arial"/>
               </w:rPr>
+              <w:lastRenderedPageBreak/>
               <w:t>finished_at</w:t>
             </w:r>
             <w:proofErr w:type="spellEnd"/>
@@ -20407,12 +19865,6 @@
         </w:tc>
       </w:tr>
       <w:tr>
-        <w:tblPrEx>
-          <w:tblCellMar>
-            <w:top w:w="0" w:type="dxa"/>
-            <w:bottom w:w="0" w:type="dxa"/>
-          </w:tblCellMar>
-        </w:tblPrEx>
         <w:tc>
           <w:tcPr>
             <w:tcW w:w="2200" w:type="dxa"/>
@@ -20585,12 +20037,6 @@
         <w:gridCol w:w="2248"/>
       </w:tblGrid>
       <w:tr>
-        <w:tblPrEx>
-          <w:tblCellMar>
-            <w:top w:w="0" w:type="dxa"/>
-            <w:bottom w:w="0" w:type="dxa"/>
-          </w:tblCellMar>
-        </w:tblPrEx>
         <w:trPr>
           <w:tblHeader/>
         </w:trPr>
@@ -20786,12 +20232,6 @@
         </w:tc>
       </w:tr>
       <w:tr>
-        <w:tblPrEx>
-          <w:tblCellMar>
-            <w:top w:w="0" w:type="dxa"/>
-            <w:bottom w:w="0" w:type="dxa"/>
-          </w:tblCellMar>
-        </w:tblPrEx>
         <w:tc>
           <w:tcPr>
             <w:tcW w:w="1799" w:type="dxa"/>
@@ -20954,12 +20394,6 @@
         </w:tc>
       </w:tr>
       <w:tr>
-        <w:tblPrEx>
-          <w:tblCellMar>
-            <w:top w:w="0" w:type="dxa"/>
-            <w:bottom w:w="0" w:type="dxa"/>
-          </w:tblCellMar>
-        </w:tblPrEx>
         <w:tc>
           <w:tcPr>
             <w:tcW w:w="1799" w:type="dxa"/>
@@ -21122,6 +20556,1903 @@
         </w:tc>
       </w:tr>
     </w:tbl>
+    <w:p/>
+    <w:p>
+      <w:pPr>
+        <w:keepLines/>
+        <w:widowControl/>
+        <w:spacing w:before="120" w:line="240" w:lineRule="auto"/>
+        <w:ind w:firstLine="720"/>
+        <w:rPr>
+          <w:rFonts w:ascii="Arial Black" w:eastAsia="Arial Black" w:hAnsi="Arial Black" w:cs="Arial Black"/>
+          <w:smallCaps/>
+          <w:color w:val="1A9CB0"/>
+          <w:sz w:val="24"/>
+          <w:szCs w:val="24"/>
+        </w:rPr>
+      </w:pPr>
+      <w:r>
+        <w:rPr>
+          <w:rFonts w:ascii="Arial Black" w:eastAsia="Arial Black" w:hAnsi="Arial Black" w:cs="Arial Black"/>
+          <w:smallCaps/>
+          <w:color w:val="1A9CB0"/>
+          <w:sz w:val="24"/>
+          <w:szCs w:val="24"/>
+        </w:rPr>
+        <w:t>2.3.1</w:t>
+      </w:r>
+      <w:r>
+        <w:rPr>
+          <w:rFonts w:ascii="Arial Black" w:eastAsia="Arial Black" w:hAnsi="Arial Black" w:cs="Arial Black"/>
+          <w:smallCaps/>
+          <w:color w:val="1A9CB0"/>
+          <w:sz w:val="24"/>
+          <w:szCs w:val="24"/>
+        </w:rPr>
+        <w:t>1</w:t>
+      </w:r>
+      <w:r>
+        <w:rPr>
+          <w:rFonts w:ascii="Arial Black" w:eastAsia="Arial Black" w:hAnsi="Arial Black" w:cs="Arial Black"/>
+          <w:smallCaps/>
+          <w:color w:val="1A9CB0"/>
+          <w:sz w:val="24"/>
+          <w:szCs w:val="24"/>
+        </w:rPr>
+        <w:t xml:space="preserve"> Table </w:t>
+      </w:r>
+      <w:r>
+        <w:rPr>
+          <w:rFonts w:ascii="Arial Black" w:eastAsia="Arial Black" w:hAnsi="Arial Black" w:cs="Arial Black"/>
+          <w:smallCaps/>
+          <w:color w:val="1A9CB0"/>
+          <w:sz w:val="24"/>
+          <w:szCs w:val="24"/>
+        </w:rPr>
+        <w:t>Reservation</w:t>
+      </w:r>
+    </w:p>
+    <w:p/>
+    <w:p>
+      <w:pPr>
+        <w:rPr>
+          <w:rFonts w:ascii="Trebuchet MS" w:eastAsia="Trebuchet MS" w:hAnsi="Trebuchet MS" w:cs="Trebuchet MS"/>
+          <w:color w:val="464547"/>
+          <w:lang w:val="en-GB"/>
+        </w:rPr>
+      </w:pPr>
+      <w:r>
+        <w:rPr>
+          <w:rFonts w:ascii="Trebuchet MS" w:eastAsia="Trebuchet MS" w:hAnsi="Trebuchet MS" w:cs="Trebuchet MS"/>
+          <w:b/>
+          <w:bCs/>
+          <w:color w:val="464547"/>
+          <w:lang w:val="en-GB"/>
+        </w:rPr>
+        <w:t>The reservation table</w:t>
+      </w:r>
+      <w:r>
+        <w:rPr>
+          <w:rFonts w:ascii="Trebuchet MS" w:eastAsia="Trebuchet MS" w:hAnsi="Trebuchet MS" w:cs="Trebuchet MS"/>
+          <w:color w:val="464547"/>
+          <w:lang w:val="en-GB"/>
+        </w:rPr>
+        <w:t xml:space="preserve"> records pre-booked time windows during which a specific customer reserves a specific vehicle. It serves as a coordination point between the customer and vehicle tables, capturing the full booking lifecycle: when the reservation was made (</w:t>
+      </w:r>
+      <w:proofErr w:type="spellStart"/>
+      <w:r>
+        <w:rPr>
+          <w:rFonts w:ascii="Trebuchet MS" w:eastAsia="Trebuchet MS" w:hAnsi="Trebuchet MS" w:cs="Trebuchet MS"/>
+          <w:color w:val="464547"/>
+          <w:lang w:val="en-GB"/>
+        </w:rPr>
+        <w:t>reserved_at</w:t>
+      </w:r>
+      <w:proofErr w:type="spellEnd"/>
+      <w:r>
+        <w:rPr>
+          <w:rFonts w:ascii="Trebuchet MS" w:eastAsia="Trebuchet MS" w:hAnsi="Trebuchet MS" w:cs="Trebuchet MS"/>
+          <w:color w:val="464547"/>
+          <w:lang w:val="en-GB"/>
+        </w:rPr>
+        <w:t>), when the vehicle is expected to be picked up (</w:t>
+      </w:r>
+      <w:proofErr w:type="spellStart"/>
+      <w:r>
+        <w:rPr>
+          <w:rFonts w:ascii="Trebuchet MS" w:eastAsia="Trebuchet MS" w:hAnsi="Trebuchet MS" w:cs="Trebuchet MS"/>
+          <w:color w:val="464547"/>
+          <w:lang w:val="en-GB"/>
+        </w:rPr>
+        <w:t>reserved_from</w:t>
+      </w:r>
+      <w:proofErr w:type="spellEnd"/>
+      <w:r>
+        <w:rPr>
+          <w:rFonts w:ascii="Trebuchet MS" w:eastAsia="Trebuchet MS" w:hAnsi="Trebuchet MS" w:cs="Trebuchet MS"/>
+          <w:color w:val="464547"/>
+          <w:lang w:val="en-GB"/>
+        </w:rPr>
+        <w:t>), and when it is due to be returned (</w:t>
+      </w:r>
+      <w:proofErr w:type="spellStart"/>
+      <w:r>
+        <w:rPr>
+          <w:rFonts w:ascii="Trebuchet MS" w:eastAsia="Trebuchet MS" w:hAnsi="Trebuchet MS" w:cs="Trebuchet MS"/>
+          <w:color w:val="464547"/>
+          <w:lang w:val="en-GB"/>
+        </w:rPr>
+        <w:t>reserved_to</w:t>
+      </w:r>
+      <w:proofErr w:type="spellEnd"/>
+      <w:r>
+        <w:rPr>
+          <w:rFonts w:ascii="Trebuchet MS" w:eastAsia="Trebuchet MS" w:hAnsi="Trebuchet MS" w:cs="Trebuchet MS"/>
+          <w:color w:val="464547"/>
+          <w:lang w:val="en-GB"/>
+        </w:rPr>
+        <w:t>). Storing reservations in a dedicated table — rather than embedding them in the vehicle or customer records — is essential because a single customer may hold multiple reservations over time, and a single vehicle may be reserved by many different customers across different periods.</w:t>
+      </w:r>
+    </w:p>
+    <w:p>
+      <w:pPr>
+        <w:rPr>
+          <w:rFonts w:ascii="Trebuchet MS" w:eastAsia="Trebuchet MS" w:hAnsi="Trebuchet MS" w:cs="Trebuchet MS"/>
+          <w:color w:val="464547"/>
+          <w:lang w:val="en-GB"/>
+        </w:rPr>
+      </w:pPr>
+    </w:p>
+    <w:p>
+      <w:pPr>
+        <w:rPr>
+          <w:rFonts w:ascii="Trebuchet MS" w:eastAsia="Trebuchet MS" w:hAnsi="Trebuchet MS" w:cs="Trebuchet MS"/>
+          <w:color w:val="464547"/>
+          <w:lang w:val="en-GB"/>
+        </w:rPr>
+      </w:pPr>
+      <w:r>
+        <w:rPr>
+          <w:rFonts w:ascii="Trebuchet MS" w:eastAsia="Trebuchet MS" w:hAnsi="Trebuchet MS" w:cs="Trebuchet MS"/>
+          <w:color w:val="464547"/>
+          <w:lang w:val="en-GB"/>
+        </w:rPr>
+        <w:t xml:space="preserve">The table satisfies Third Normal Form (3NF). All non-key attributes depend directly and exclusively on the primary key </w:t>
+      </w:r>
+      <w:proofErr w:type="spellStart"/>
+      <w:r>
+        <w:rPr>
+          <w:rFonts w:ascii="Trebuchet MS" w:eastAsia="Trebuchet MS" w:hAnsi="Trebuchet MS" w:cs="Trebuchet MS"/>
+          <w:color w:val="464547"/>
+          <w:lang w:val="en-GB"/>
+        </w:rPr>
+        <w:t>reservation_id</w:t>
+      </w:r>
+      <w:proofErr w:type="spellEnd"/>
+      <w:r>
+        <w:rPr>
+          <w:rFonts w:ascii="Trebuchet MS" w:eastAsia="Trebuchet MS" w:hAnsi="Trebuchet MS" w:cs="Trebuchet MS"/>
+          <w:color w:val="464547"/>
+          <w:lang w:val="en-GB"/>
+        </w:rPr>
+        <w:t xml:space="preserve">, with no attribute deriving its value from another non-key attribute. No partial dependencies exist, as the primary key consists of a single surrogate column. No transitive dependencies are present either: </w:t>
+      </w:r>
+      <w:proofErr w:type="spellStart"/>
+      <w:r>
+        <w:rPr>
+          <w:rFonts w:ascii="Trebuchet MS" w:eastAsia="Trebuchet MS" w:hAnsi="Trebuchet MS" w:cs="Trebuchet MS"/>
+          <w:color w:val="464547"/>
+          <w:lang w:val="en-GB"/>
+        </w:rPr>
+        <w:t>customer_id</w:t>
+      </w:r>
+      <w:proofErr w:type="spellEnd"/>
+      <w:r>
+        <w:rPr>
+          <w:rFonts w:ascii="Trebuchet MS" w:eastAsia="Trebuchet MS" w:hAnsi="Trebuchet MS" w:cs="Trebuchet MS"/>
+          <w:color w:val="464547"/>
+          <w:lang w:val="en-GB"/>
+        </w:rPr>
+        <w:t xml:space="preserve">, </w:t>
+      </w:r>
+      <w:proofErr w:type="spellStart"/>
+      <w:r>
+        <w:rPr>
+          <w:rFonts w:ascii="Trebuchet MS" w:eastAsia="Trebuchet MS" w:hAnsi="Trebuchet MS" w:cs="Trebuchet MS"/>
+          <w:color w:val="464547"/>
+          <w:lang w:val="en-GB"/>
+        </w:rPr>
+        <w:t>vehicle_id</w:t>
+      </w:r>
+      <w:proofErr w:type="spellEnd"/>
+      <w:r>
+        <w:rPr>
+          <w:rFonts w:ascii="Trebuchet MS" w:eastAsia="Trebuchet MS" w:hAnsi="Trebuchet MS" w:cs="Trebuchet MS"/>
+          <w:color w:val="464547"/>
+          <w:lang w:val="en-GB"/>
+        </w:rPr>
+        <w:t xml:space="preserve">, </w:t>
+      </w:r>
+      <w:proofErr w:type="spellStart"/>
+      <w:r>
+        <w:rPr>
+          <w:rFonts w:ascii="Trebuchet MS" w:eastAsia="Trebuchet MS" w:hAnsi="Trebuchet MS" w:cs="Trebuchet MS"/>
+          <w:color w:val="464547"/>
+          <w:lang w:val="en-GB"/>
+        </w:rPr>
+        <w:t>reserved_at</w:t>
+      </w:r>
+      <w:proofErr w:type="spellEnd"/>
+      <w:r>
+        <w:rPr>
+          <w:rFonts w:ascii="Trebuchet MS" w:eastAsia="Trebuchet MS" w:hAnsi="Trebuchet MS" w:cs="Trebuchet MS"/>
+          <w:color w:val="464547"/>
+          <w:lang w:val="en-GB"/>
+        </w:rPr>
+        <w:t xml:space="preserve">, </w:t>
+      </w:r>
+      <w:proofErr w:type="spellStart"/>
+      <w:r>
+        <w:rPr>
+          <w:rFonts w:ascii="Trebuchet MS" w:eastAsia="Trebuchet MS" w:hAnsi="Trebuchet MS" w:cs="Trebuchet MS"/>
+          <w:color w:val="464547"/>
+          <w:lang w:val="en-GB"/>
+        </w:rPr>
+        <w:t>reserved_from</w:t>
+      </w:r>
+      <w:proofErr w:type="spellEnd"/>
+      <w:r>
+        <w:rPr>
+          <w:rFonts w:ascii="Trebuchet MS" w:eastAsia="Trebuchet MS" w:hAnsi="Trebuchet MS" w:cs="Trebuchet MS"/>
+          <w:color w:val="464547"/>
+          <w:lang w:val="en-GB"/>
+        </w:rPr>
+        <w:t xml:space="preserve">, and </w:t>
+      </w:r>
+      <w:proofErr w:type="spellStart"/>
+      <w:r>
+        <w:rPr>
+          <w:rFonts w:ascii="Trebuchet MS" w:eastAsia="Trebuchet MS" w:hAnsi="Trebuchet MS" w:cs="Trebuchet MS"/>
+          <w:color w:val="464547"/>
+          <w:lang w:val="en-GB"/>
+        </w:rPr>
+        <w:t>reserved_to</w:t>
+      </w:r>
+      <w:proofErr w:type="spellEnd"/>
+      <w:r>
+        <w:rPr>
+          <w:rFonts w:ascii="Trebuchet MS" w:eastAsia="Trebuchet MS" w:hAnsi="Trebuchet MS" w:cs="Trebuchet MS"/>
+          <w:color w:val="464547"/>
+          <w:lang w:val="en-GB"/>
+        </w:rPr>
+        <w:t xml:space="preserve"> all describe the reservation directly and independently of one another.</w:t>
+      </w:r>
+    </w:p>
+    <w:p>
+      <w:pPr>
+        <w:rPr>
+          <w:rFonts w:ascii="Trebuchet MS" w:eastAsia="Trebuchet MS" w:hAnsi="Trebuchet MS" w:cs="Trebuchet MS"/>
+          <w:color w:val="464547"/>
+          <w:lang w:val="en-GB"/>
+        </w:rPr>
+      </w:pPr>
+    </w:p>
+    <w:p>
+      <w:pPr>
+        <w:rPr>
+          <w:rFonts w:ascii="Trebuchet MS" w:eastAsia="Trebuchet MS" w:hAnsi="Trebuchet MS" w:cs="Trebuchet MS"/>
+          <w:color w:val="464547"/>
+          <w:lang w:val="en-GB"/>
+        </w:rPr>
+      </w:pPr>
+      <w:r>
+        <w:rPr>
+          <w:rFonts w:ascii="Trebuchet MS" w:eastAsia="Trebuchet MS" w:hAnsi="Trebuchet MS" w:cs="Trebuchet MS"/>
+          <w:color w:val="464547"/>
+          <w:lang w:val="en-GB"/>
+        </w:rPr>
+        <w:t xml:space="preserve">The primary key chosen is </w:t>
+      </w:r>
+      <w:proofErr w:type="spellStart"/>
+      <w:r>
+        <w:rPr>
+          <w:rFonts w:ascii="Trebuchet MS" w:eastAsia="Trebuchet MS" w:hAnsi="Trebuchet MS" w:cs="Trebuchet MS"/>
+          <w:color w:val="464547"/>
+          <w:lang w:val="en-GB"/>
+        </w:rPr>
+        <w:t>reservation_id</w:t>
+      </w:r>
+      <w:proofErr w:type="spellEnd"/>
+      <w:r>
+        <w:rPr>
+          <w:rFonts w:ascii="Trebuchet MS" w:eastAsia="Trebuchet MS" w:hAnsi="Trebuchet MS" w:cs="Trebuchet MS"/>
+          <w:color w:val="464547"/>
+          <w:lang w:val="en-GB"/>
+        </w:rPr>
+        <w:t>, a surrogate integer. While the combination (</w:t>
+      </w:r>
+      <w:proofErr w:type="spellStart"/>
+      <w:r>
+        <w:rPr>
+          <w:rFonts w:ascii="Trebuchet MS" w:eastAsia="Trebuchet MS" w:hAnsi="Trebuchet MS" w:cs="Trebuchet MS"/>
+          <w:color w:val="464547"/>
+          <w:lang w:val="en-GB"/>
+        </w:rPr>
+        <w:t>customer_id</w:t>
+      </w:r>
+      <w:proofErr w:type="spellEnd"/>
+      <w:r>
+        <w:rPr>
+          <w:rFonts w:ascii="Trebuchet MS" w:eastAsia="Trebuchet MS" w:hAnsi="Trebuchet MS" w:cs="Trebuchet MS"/>
+          <w:color w:val="464547"/>
+          <w:lang w:val="en-GB"/>
+        </w:rPr>
+        <w:t xml:space="preserve">, </w:t>
+      </w:r>
+      <w:proofErr w:type="spellStart"/>
+      <w:r>
+        <w:rPr>
+          <w:rFonts w:ascii="Trebuchet MS" w:eastAsia="Trebuchet MS" w:hAnsi="Trebuchet MS" w:cs="Trebuchet MS"/>
+          <w:color w:val="464547"/>
+          <w:lang w:val="en-GB"/>
+        </w:rPr>
+        <w:t>vehicle_id</w:t>
+      </w:r>
+      <w:proofErr w:type="spellEnd"/>
+      <w:r>
+        <w:rPr>
+          <w:rFonts w:ascii="Trebuchet MS" w:eastAsia="Trebuchet MS" w:hAnsi="Trebuchet MS" w:cs="Trebuchet MS"/>
+          <w:color w:val="464547"/>
+          <w:lang w:val="en-GB"/>
+        </w:rPr>
+        <w:t xml:space="preserve">, </w:t>
+      </w:r>
+      <w:proofErr w:type="spellStart"/>
+      <w:r>
+        <w:rPr>
+          <w:rFonts w:ascii="Trebuchet MS" w:eastAsia="Trebuchet MS" w:hAnsi="Trebuchet MS" w:cs="Trebuchet MS"/>
+          <w:color w:val="464547"/>
+          <w:lang w:val="en-GB"/>
+        </w:rPr>
+        <w:t>reserved_from</w:t>
+      </w:r>
+      <w:proofErr w:type="spellEnd"/>
+      <w:r>
+        <w:rPr>
+          <w:rFonts w:ascii="Trebuchet MS" w:eastAsia="Trebuchet MS" w:hAnsi="Trebuchet MS" w:cs="Trebuchet MS"/>
+          <w:color w:val="464547"/>
+          <w:lang w:val="en-GB"/>
+        </w:rPr>
+        <w:t xml:space="preserve">) could theoretically serve as a natural composite key — since a customer cannot reserve the same vehicle from the same moment twice — a surrogate integer is preferred for its simplicity as a foreign key target in the trip table, and for its stability should business rules around overlapping reservations change in the future. The table holds two foreign keys: </w:t>
+      </w:r>
+      <w:proofErr w:type="spellStart"/>
+      <w:r>
+        <w:rPr>
+          <w:rFonts w:ascii="Trebuchet MS" w:eastAsia="Trebuchet MS" w:hAnsi="Trebuchet MS" w:cs="Trebuchet MS"/>
+          <w:color w:val="464547"/>
+          <w:lang w:val="en-GB"/>
+        </w:rPr>
+        <w:t>customer_id</w:t>
+      </w:r>
+      <w:proofErr w:type="spellEnd"/>
+      <w:r>
+        <w:rPr>
+          <w:rFonts w:ascii="Trebuchet MS" w:eastAsia="Trebuchet MS" w:hAnsi="Trebuchet MS" w:cs="Trebuchet MS"/>
+          <w:color w:val="464547"/>
+          <w:lang w:val="en-GB"/>
+        </w:rPr>
+        <w:t xml:space="preserve"> referencing customer, and </w:t>
+      </w:r>
+      <w:proofErr w:type="spellStart"/>
+      <w:r>
+        <w:rPr>
+          <w:rFonts w:ascii="Trebuchet MS" w:eastAsia="Trebuchet MS" w:hAnsi="Trebuchet MS" w:cs="Trebuchet MS"/>
+          <w:color w:val="464547"/>
+          <w:lang w:val="en-GB"/>
+        </w:rPr>
+        <w:t>vehicle_id</w:t>
+      </w:r>
+      <w:proofErr w:type="spellEnd"/>
+      <w:r>
+        <w:rPr>
+          <w:rFonts w:ascii="Trebuchet MS" w:eastAsia="Trebuchet MS" w:hAnsi="Trebuchet MS" w:cs="Trebuchet MS"/>
+          <w:color w:val="464547"/>
+          <w:lang w:val="en-GB"/>
+        </w:rPr>
+        <w:t xml:space="preserve"> referencing vehicle. Both use ON DELETE RESTRICT to prevent the deletion of a parent record while active reservations exist against it.</w:t>
+      </w:r>
+    </w:p>
+    <w:p>
+      <w:pPr>
+        <w:rPr>
+          <w:rFonts w:ascii="Trebuchet MS" w:eastAsia="Trebuchet MS" w:hAnsi="Trebuchet MS" w:cs="Trebuchet MS"/>
+          <w:color w:val="464547"/>
+          <w:lang w:val="en-GB"/>
+        </w:rPr>
+      </w:pPr>
+    </w:p>
+    <w:tbl>
+      <w:tblPr>
+        <w:tblW w:w="9638" w:type="dxa"/>
+        <w:tblBorders>
+          <w:top w:val="single" w:sz="4" w:space="0" w:color="auto"/>
+          <w:left w:val="single" w:sz="4" w:space="0" w:color="auto"/>
+          <w:bottom w:val="single" w:sz="4" w:space="0" w:color="auto"/>
+          <w:right w:val="single" w:sz="4" w:space="0" w:color="auto"/>
+          <w:insideH w:val="single" w:sz="4" w:space="0" w:color="auto"/>
+          <w:insideV w:val="single" w:sz="4" w:space="0" w:color="auto"/>
+        </w:tblBorders>
+        <w:tblCellMar>
+          <w:left w:w="10" w:type="dxa"/>
+          <w:right w:w="10" w:type="dxa"/>
+        </w:tblCellMar>
+        <w:tblLook w:val="04A0" w:firstRow="1" w:lastRow="0" w:firstColumn="1" w:lastColumn="0" w:noHBand="0" w:noVBand="1"/>
+      </w:tblPr>
+      <w:tblGrid>
+        <w:gridCol w:w="2184"/>
+        <w:gridCol w:w="6149"/>
+        <w:gridCol w:w="1305"/>
+      </w:tblGrid>
+      <w:tr>
+        <w:trPr>
+          <w:tblHeader/>
+        </w:trPr>
+        <w:tc>
+          <w:tcPr>
+            <w:tcW w:w="2184" w:type="dxa"/>
+            <w:tcBorders>
+              <w:top w:val="single" w:sz="1" w:space="0" w:color="AAAAAA"/>
+              <w:left w:val="single" w:sz="1" w:space="0" w:color="AAAAAA"/>
+              <w:bottom w:val="single" w:sz="1" w:space="0" w:color="AAAAAA"/>
+              <w:right w:val="single" w:sz="1" w:space="0" w:color="AAAAAA"/>
+            </w:tcBorders>
+            <w:shd w:val="clear" w:color="auto" w:fill="5BA3BE"/>
+            <w:tcMar>
+              <w:top w:w="100" w:type="dxa"/>
+              <w:left w:w="150" w:type="dxa"/>
+              <w:bottom w:w="100" w:type="dxa"/>
+              <w:right w:w="150" w:type="dxa"/>
+            </w:tcMar>
+            <w:vAlign w:val="center"/>
+          </w:tcPr>
+          <w:p>
+            <w:pPr>
+              <w:jc w:val="center"/>
+              <w:rPr>
+                <w:rFonts w:ascii="Trebuchet MS" w:hAnsi="Trebuchet MS"/>
+              </w:rPr>
+            </w:pPr>
+            <w:r>
+              <w:rPr>
+                <w:rFonts w:ascii="Trebuchet MS" w:eastAsia="Arial" w:hAnsi="Trebuchet MS" w:cs="Arial"/>
+                <w:b/>
+                <w:bCs/>
+                <w:color w:val="FFFFFF"/>
+              </w:rPr>
+              <w:t>Field Name</w:t>
+            </w:r>
+          </w:p>
+        </w:tc>
+        <w:tc>
+          <w:tcPr>
+            <w:tcW w:w="6149" w:type="dxa"/>
+            <w:tcBorders>
+              <w:top w:val="single" w:sz="1" w:space="0" w:color="AAAAAA"/>
+              <w:left w:val="single" w:sz="1" w:space="0" w:color="AAAAAA"/>
+              <w:bottom w:val="single" w:sz="1" w:space="0" w:color="AAAAAA"/>
+              <w:right w:val="single" w:sz="1" w:space="0" w:color="AAAAAA"/>
+            </w:tcBorders>
+            <w:shd w:val="clear" w:color="auto" w:fill="5BA3BE"/>
+            <w:tcMar>
+              <w:top w:w="100" w:type="dxa"/>
+              <w:left w:w="150" w:type="dxa"/>
+              <w:bottom w:w="100" w:type="dxa"/>
+              <w:right w:w="150" w:type="dxa"/>
+            </w:tcMar>
+            <w:vAlign w:val="center"/>
+          </w:tcPr>
+          <w:p>
+            <w:pPr>
+              <w:jc w:val="center"/>
+              <w:rPr>
+                <w:rFonts w:ascii="Trebuchet MS" w:hAnsi="Trebuchet MS"/>
+              </w:rPr>
+            </w:pPr>
+            <w:r>
+              <w:rPr>
+                <w:rFonts w:ascii="Trebuchet MS" w:eastAsia="Arial" w:hAnsi="Trebuchet MS" w:cs="Arial"/>
+                <w:b/>
+                <w:bCs/>
+                <w:color w:val="FFFFFF"/>
+              </w:rPr>
+              <w:t>Field Description</w:t>
+            </w:r>
+          </w:p>
+        </w:tc>
+        <w:tc>
+          <w:tcPr>
+            <w:tcW w:w="1305" w:type="dxa"/>
+            <w:tcBorders>
+              <w:top w:val="single" w:sz="1" w:space="0" w:color="AAAAAA"/>
+              <w:left w:val="single" w:sz="1" w:space="0" w:color="AAAAAA"/>
+              <w:bottom w:val="single" w:sz="1" w:space="0" w:color="AAAAAA"/>
+              <w:right w:val="single" w:sz="1" w:space="0" w:color="AAAAAA"/>
+            </w:tcBorders>
+            <w:shd w:val="clear" w:color="auto" w:fill="5BA3BE"/>
+            <w:tcMar>
+              <w:top w:w="100" w:type="dxa"/>
+              <w:left w:w="150" w:type="dxa"/>
+              <w:bottom w:w="100" w:type="dxa"/>
+              <w:right w:w="150" w:type="dxa"/>
+            </w:tcMar>
+            <w:vAlign w:val="center"/>
+          </w:tcPr>
+          <w:p>
+            <w:pPr>
+              <w:jc w:val="center"/>
+              <w:rPr>
+                <w:rFonts w:ascii="Trebuchet MS" w:hAnsi="Trebuchet MS"/>
+              </w:rPr>
+            </w:pPr>
+            <w:r>
+              <w:rPr>
+                <w:rFonts w:ascii="Trebuchet MS" w:eastAsia="Arial" w:hAnsi="Trebuchet MS" w:cs="Arial"/>
+                <w:b/>
+                <w:bCs/>
+                <w:color w:val="FFFFFF"/>
+              </w:rPr>
+              <w:t>Data Type</w:t>
+            </w:r>
+          </w:p>
+        </w:tc>
+      </w:tr>
+      <w:tr>
+        <w:tc>
+          <w:tcPr>
+            <w:tcW w:w="2184" w:type="dxa"/>
+            <w:tcBorders>
+              <w:top w:val="single" w:sz="1" w:space="0" w:color="AAAAAA"/>
+              <w:left w:val="single" w:sz="1" w:space="0" w:color="AAAAAA"/>
+              <w:bottom w:val="single" w:sz="1" w:space="0" w:color="AAAAAA"/>
+              <w:right w:val="single" w:sz="1" w:space="0" w:color="AAAAAA"/>
+            </w:tcBorders>
+            <w:shd w:val="clear" w:color="auto" w:fill="FFFFFF"/>
+            <w:tcMar>
+              <w:top w:w="80" w:type="dxa"/>
+              <w:left w:w="150" w:type="dxa"/>
+              <w:bottom w:w="80" w:type="dxa"/>
+              <w:right w:w="150" w:type="dxa"/>
+            </w:tcMar>
+            <w:vAlign w:val="center"/>
+          </w:tcPr>
+          <w:p>
+            <w:pPr>
+              <w:rPr>
+                <w:rFonts w:ascii="Trebuchet MS" w:eastAsia="Arial" w:hAnsi="Trebuchet MS" w:cs="Arial"/>
+              </w:rPr>
+            </w:pPr>
+            <w:proofErr w:type="spellStart"/>
+            <w:r>
+              <w:rPr>
+                <w:rFonts w:ascii="Trebuchet MS" w:eastAsia="Arial" w:hAnsi="Trebuchet MS" w:cs="Arial"/>
+              </w:rPr>
+              <w:t>reservation_id</w:t>
+            </w:r>
+            <w:proofErr w:type="spellEnd"/>
+          </w:p>
+        </w:tc>
+        <w:tc>
+          <w:tcPr>
+            <w:tcW w:w="6149" w:type="dxa"/>
+            <w:tcBorders>
+              <w:top w:val="single" w:sz="1" w:space="0" w:color="AAAAAA"/>
+              <w:left w:val="single" w:sz="1" w:space="0" w:color="AAAAAA"/>
+              <w:bottom w:val="single" w:sz="1" w:space="0" w:color="AAAAAA"/>
+              <w:right w:val="single" w:sz="1" w:space="0" w:color="AAAAAA"/>
+            </w:tcBorders>
+            <w:shd w:val="clear" w:color="auto" w:fill="FFFFFF"/>
+            <w:tcMar>
+              <w:top w:w="80" w:type="dxa"/>
+              <w:left w:w="150" w:type="dxa"/>
+              <w:bottom w:w="80" w:type="dxa"/>
+              <w:right w:w="150" w:type="dxa"/>
+            </w:tcMar>
+            <w:vAlign w:val="center"/>
+          </w:tcPr>
+          <w:p>
+            <w:pPr>
+              <w:rPr>
+                <w:rFonts w:ascii="Trebuchet MS" w:eastAsia="Arial" w:hAnsi="Trebuchet MS" w:cs="Arial"/>
+              </w:rPr>
+            </w:pPr>
+            <w:r>
+              <w:rPr>
+                <w:rFonts w:ascii="Trebuchet MS" w:eastAsia="Arial" w:hAnsi="Trebuchet MS" w:cs="Arial"/>
+              </w:rPr>
+              <w:t>PK — unique surrogate identifier for the reservation</w:t>
+            </w:r>
+          </w:p>
+        </w:tc>
+        <w:tc>
+          <w:tcPr>
+            <w:tcW w:w="1305" w:type="dxa"/>
+            <w:tcBorders>
+              <w:top w:val="single" w:sz="1" w:space="0" w:color="AAAAAA"/>
+              <w:left w:val="single" w:sz="1" w:space="0" w:color="AAAAAA"/>
+              <w:bottom w:val="single" w:sz="1" w:space="0" w:color="AAAAAA"/>
+              <w:right w:val="single" w:sz="1" w:space="0" w:color="AAAAAA"/>
+            </w:tcBorders>
+            <w:shd w:val="clear" w:color="auto" w:fill="FFFFFF"/>
+            <w:tcMar>
+              <w:top w:w="80" w:type="dxa"/>
+              <w:left w:w="150" w:type="dxa"/>
+              <w:bottom w:w="80" w:type="dxa"/>
+              <w:right w:w="150" w:type="dxa"/>
+            </w:tcMar>
+            <w:vAlign w:val="center"/>
+          </w:tcPr>
+          <w:p>
+            <w:pPr>
+              <w:rPr>
+                <w:rFonts w:ascii="Trebuchet MS" w:eastAsia="Arial" w:hAnsi="Trebuchet MS" w:cs="Arial"/>
+              </w:rPr>
+            </w:pPr>
+            <w:r>
+              <w:rPr>
+                <w:rFonts w:ascii="Trebuchet MS" w:eastAsia="Arial" w:hAnsi="Trebuchet MS" w:cs="Arial"/>
+              </w:rPr>
+              <w:t>INTEGER</w:t>
+            </w:r>
+          </w:p>
+        </w:tc>
+      </w:tr>
+      <w:tr>
+        <w:tc>
+          <w:tcPr>
+            <w:tcW w:w="2184" w:type="dxa"/>
+            <w:tcBorders>
+              <w:top w:val="single" w:sz="1" w:space="0" w:color="AAAAAA"/>
+              <w:left w:val="single" w:sz="1" w:space="0" w:color="AAAAAA"/>
+              <w:bottom w:val="single" w:sz="1" w:space="0" w:color="AAAAAA"/>
+              <w:right w:val="single" w:sz="1" w:space="0" w:color="AAAAAA"/>
+            </w:tcBorders>
+            <w:shd w:val="clear" w:color="auto" w:fill="EAF4F8"/>
+            <w:tcMar>
+              <w:top w:w="80" w:type="dxa"/>
+              <w:left w:w="150" w:type="dxa"/>
+              <w:bottom w:w="80" w:type="dxa"/>
+              <w:right w:w="150" w:type="dxa"/>
+            </w:tcMar>
+            <w:vAlign w:val="center"/>
+          </w:tcPr>
+          <w:p>
+            <w:pPr>
+              <w:rPr>
+                <w:rFonts w:ascii="Trebuchet MS" w:eastAsia="Arial" w:hAnsi="Trebuchet MS" w:cs="Arial"/>
+              </w:rPr>
+            </w:pPr>
+            <w:proofErr w:type="spellStart"/>
+            <w:r>
+              <w:rPr>
+                <w:rFonts w:ascii="Trebuchet MS" w:eastAsia="Arial" w:hAnsi="Trebuchet MS" w:cs="Arial"/>
+              </w:rPr>
+              <w:t>customer_id</w:t>
+            </w:r>
+            <w:proofErr w:type="spellEnd"/>
+          </w:p>
+        </w:tc>
+        <w:tc>
+          <w:tcPr>
+            <w:tcW w:w="6149" w:type="dxa"/>
+            <w:tcBorders>
+              <w:top w:val="single" w:sz="1" w:space="0" w:color="AAAAAA"/>
+              <w:left w:val="single" w:sz="1" w:space="0" w:color="AAAAAA"/>
+              <w:bottom w:val="single" w:sz="1" w:space="0" w:color="AAAAAA"/>
+              <w:right w:val="single" w:sz="1" w:space="0" w:color="AAAAAA"/>
+            </w:tcBorders>
+            <w:shd w:val="clear" w:color="auto" w:fill="EAF4F8"/>
+            <w:tcMar>
+              <w:top w:w="80" w:type="dxa"/>
+              <w:left w:w="150" w:type="dxa"/>
+              <w:bottom w:w="80" w:type="dxa"/>
+              <w:right w:w="150" w:type="dxa"/>
+            </w:tcMar>
+            <w:vAlign w:val="center"/>
+          </w:tcPr>
+          <w:p>
+            <w:pPr>
+              <w:rPr>
+                <w:rFonts w:ascii="Trebuchet MS" w:eastAsia="Arial" w:hAnsi="Trebuchet MS" w:cs="Arial"/>
+              </w:rPr>
+            </w:pPr>
+            <w:r>
+              <w:rPr>
+                <w:rFonts w:ascii="Trebuchet MS" w:eastAsia="Arial" w:hAnsi="Trebuchet MS" w:cs="Arial"/>
+              </w:rPr>
+              <w:t xml:space="preserve">FK </w:t>
+            </w:r>
+            <w:r>
+              <w:rPr>
+                <w:rFonts w:ascii="Arial" w:eastAsia="Arial" w:hAnsi="Arial" w:cs="Arial"/>
+              </w:rPr>
+              <w:t>→</w:t>
+            </w:r>
+            <w:r>
+              <w:rPr>
+                <w:rFonts w:ascii="Trebuchet MS" w:eastAsia="Arial" w:hAnsi="Trebuchet MS" w:cs="Arial"/>
+              </w:rPr>
+              <w:t xml:space="preserve"> customer(</w:t>
+            </w:r>
+            <w:proofErr w:type="spellStart"/>
+            <w:r>
+              <w:rPr>
+                <w:rFonts w:ascii="Trebuchet MS" w:eastAsia="Arial" w:hAnsi="Trebuchet MS" w:cs="Arial"/>
+              </w:rPr>
+              <w:t>customer_id</w:t>
+            </w:r>
+            <w:proofErr w:type="spellEnd"/>
+            <w:r>
+              <w:rPr>
+                <w:rFonts w:ascii="Trebuchet MS" w:eastAsia="Arial" w:hAnsi="Trebuchet MS" w:cs="Arial"/>
+              </w:rPr>
+              <w:t>). The customer who made the booking. NOT NULL, ON DELETE RESTRICT</w:t>
+            </w:r>
+          </w:p>
+        </w:tc>
+        <w:tc>
+          <w:tcPr>
+            <w:tcW w:w="1305" w:type="dxa"/>
+            <w:tcBorders>
+              <w:top w:val="single" w:sz="1" w:space="0" w:color="AAAAAA"/>
+              <w:left w:val="single" w:sz="1" w:space="0" w:color="AAAAAA"/>
+              <w:bottom w:val="single" w:sz="1" w:space="0" w:color="AAAAAA"/>
+              <w:right w:val="single" w:sz="1" w:space="0" w:color="AAAAAA"/>
+            </w:tcBorders>
+            <w:shd w:val="clear" w:color="auto" w:fill="EAF4F8"/>
+            <w:tcMar>
+              <w:top w:w="80" w:type="dxa"/>
+              <w:left w:w="150" w:type="dxa"/>
+              <w:bottom w:w="80" w:type="dxa"/>
+              <w:right w:w="150" w:type="dxa"/>
+            </w:tcMar>
+            <w:vAlign w:val="center"/>
+          </w:tcPr>
+          <w:p>
+            <w:pPr>
+              <w:rPr>
+                <w:rFonts w:ascii="Trebuchet MS" w:eastAsia="Arial" w:hAnsi="Trebuchet MS" w:cs="Arial"/>
+              </w:rPr>
+            </w:pPr>
+            <w:r>
+              <w:rPr>
+                <w:rFonts w:ascii="Trebuchet MS" w:eastAsia="Arial" w:hAnsi="Trebuchet MS" w:cs="Arial"/>
+              </w:rPr>
+              <w:t>INTEGER</w:t>
+            </w:r>
+          </w:p>
+        </w:tc>
+      </w:tr>
+      <w:tr>
+        <w:tc>
+          <w:tcPr>
+            <w:tcW w:w="2184" w:type="dxa"/>
+            <w:tcBorders>
+              <w:top w:val="single" w:sz="1" w:space="0" w:color="AAAAAA"/>
+              <w:left w:val="single" w:sz="1" w:space="0" w:color="AAAAAA"/>
+              <w:bottom w:val="single" w:sz="1" w:space="0" w:color="AAAAAA"/>
+              <w:right w:val="single" w:sz="1" w:space="0" w:color="AAAAAA"/>
+            </w:tcBorders>
+            <w:shd w:val="clear" w:color="auto" w:fill="FFFFFF"/>
+            <w:tcMar>
+              <w:top w:w="80" w:type="dxa"/>
+              <w:left w:w="150" w:type="dxa"/>
+              <w:bottom w:w="80" w:type="dxa"/>
+              <w:right w:w="150" w:type="dxa"/>
+            </w:tcMar>
+            <w:vAlign w:val="center"/>
+          </w:tcPr>
+          <w:p>
+            <w:pPr>
+              <w:rPr>
+                <w:rFonts w:ascii="Trebuchet MS" w:eastAsia="Arial" w:hAnsi="Trebuchet MS" w:cs="Arial"/>
+              </w:rPr>
+            </w:pPr>
+            <w:proofErr w:type="spellStart"/>
+            <w:r>
+              <w:rPr>
+                <w:rFonts w:ascii="Trebuchet MS" w:eastAsia="Arial" w:hAnsi="Trebuchet MS" w:cs="Arial"/>
+              </w:rPr>
+              <w:t>vehicle_id</w:t>
+            </w:r>
+            <w:proofErr w:type="spellEnd"/>
+          </w:p>
+        </w:tc>
+        <w:tc>
+          <w:tcPr>
+            <w:tcW w:w="6149" w:type="dxa"/>
+            <w:tcBorders>
+              <w:top w:val="single" w:sz="1" w:space="0" w:color="AAAAAA"/>
+              <w:left w:val="single" w:sz="1" w:space="0" w:color="AAAAAA"/>
+              <w:bottom w:val="single" w:sz="1" w:space="0" w:color="AAAAAA"/>
+              <w:right w:val="single" w:sz="1" w:space="0" w:color="AAAAAA"/>
+            </w:tcBorders>
+            <w:shd w:val="clear" w:color="auto" w:fill="FFFFFF"/>
+            <w:tcMar>
+              <w:top w:w="80" w:type="dxa"/>
+              <w:left w:w="150" w:type="dxa"/>
+              <w:bottom w:w="80" w:type="dxa"/>
+              <w:right w:w="150" w:type="dxa"/>
+            </w:tcMar>
+            <w:vAlign w:val="center"/>
+          </w:tcPr>
+          <w:p>
+            <w:pPr>
+              <w:rPr>
+                <w:rFonts w:ascii="Trebuchet MS" w:eastAsia="Arial" w:hAnsi="Trebuchet MS" w:cs="Arial"/>
+              </w:rPr>
+            </w:pPr>
+            <w:r>
+              <w:rPr>
+                <w:rFonts w:ascii="Trebuchet MS" w:eastAsia="Arial" w:hAnsi="Trebuchet MS" w:cs="Arial"/>
+              </w:rPr>
+              <w:t xml:space="preserve">FK </w:t>
+            </w:r>
+            <w:r>
+              <w:rPr>
+                <w:rFonts w:ascii="Arial" w:eastAsia="Arial" w:hAnsi="Arial" w:cs="Arial"/>
+              </w:rPr>
+              <w:t>→</w:t>
+            </w:r>
+            <w:r>
+              <w:rPr>
+                <w:rFonts w:ascii="Trebuchet MS" w:eastAsia="Arial" w:hAnsi="Trebuchet MS" w:cs="Arial"/>
+              </w:rPr>
+              <w:t xml:space="preserve"> vehicle(</w:t>
+            </w:r>
+            <w:proofErr w:type="spellStart"/>
+            <w:r>
+              <w:rPr>
+                <w:rFonts w:ascii="Trebuchet MS" w:eastAsia="Arial" w:hAnsi="Trebuchet MS" w:cs="Arial"/>
+              </w:rPr>
+              <w:t>vehicle_id</w:t>
+            </w:r>
+            <w:proofErr w:type="spellEnd"/>
+            <w:r>
+              <w:rPr>
+                <w:rFonts w:ascii="Trebuchet MS" w:eastAsia="Arial" w:hAnsi="Trebuchet MS" w:cs="Arial"/>
+              </w:rPr>
+              <w:t>). The vehicle being reserved. NOT NULL, ON DELETE RESTRICT</w:t>
+            </w:r>
+          </w:p>
+        </w:tc>
+        <w:tc>
+          <w:tcPr>
+            <w:tcW w:w="1305" w:type="dxa"/>
+            <w:tcBorders>
+              <w:top w:val="single" w:sz="1" w:space="0" w:color="AAAAAA"/>
+              <w:left w:val="single" w:sz="1" w:space="0" w:color="AAAAAA"/>
+              <w:bottom w:val="single" w:sz="1" w:space="0" w:color="AAAAAA"/>
+              <w:right w:val="single" w:sz="1" w:space="0" w:color="AAAAAA"/>
+            </w:tcBorders>
+            <w:shd w:val="clear" w:color="auto" w:fill="FFFFFF"/>
+            <w:tcMar>
+              <w:top w:w="80" w:type="dxa"/>
+              <w:left w:w="150" w:type="dxa"/>
+              <w:bottom w:w="80" w:type="dxa"/>
+              <w:right w:w="150" w:type="dxa"/>
+            </w:tcMar>
+            <w:vAlign w:val="center"/>
+          </w:tcPr>
+          <w:p>
+            <w:pPr>
+              <w:rPr>
+                <w:rFonts w:ascii="Trebuchet MS" w:eastAsia="Arial" w:hAnsi="Trebuchet MS" w:cs="Arial"/>
+              </w:rPr>
+            </w:pPr>
+            <w:r>
+              <w:rPr>
+                <w:rFonts w:ascii="Trebuchet MS" w:eastAsia="Arial" w:hAnsi="Trebuchet MS" w:cs="Arial"/>
+              </w:rPr>
+              <w:t>INTEGER</w:t>
+            </w:r>
+          </w:p>
+        </w:tc>
+      </w:tr>
+      <w:tr>
+        <w:tc>
+          <w:tcPr>
+            <w:tcW w:w="2184" w:type="dxa"/>
+            <w:tcBorders>
+              <w:top w:val="single" w:sz="1" w:space="0" w:color="AAAAAA"/>
+              <w:left w:val="single" w:sz="1" w:space="0" w:color="AAAAAA"/>
+              <w:bottom w:val="single" w:sz="1" w:space="0" w:color="AAAAAA"/>
+              <w:right w:val="single" w:sz="1" w:space="0" w:color="AAAAAA"/>
+            </w:tcBorders>
+            <w:shd w:val="clear" w:color="auto" w:fill="EAF4F8"/>
+            <w:tcMar>
+              <w:top w:w="80" w:type="dxa"/>
+              <w:left w:w="150" w:type="dxa"/>
+              <w:bottom w:w="80" w:type="dxa"/>
+              <w:right w:w="150" w:type="dxa"/>
+            </w:tcMar>
+            <w:vAlign w:val="center"/>
+          </w:tcPr>
+          <w:p>
+            <w:pPr>
+              <w:rPr>
+                <w:rFonts w:ascii="Trebuchet MS" w:eastAsia="Arial" w:hAnsi="Trebuchet MS" w:cs="Arial"/>
+              </w:rPr>
+            </w:pPr>
+            <w:proofErr w:type="spellStart"/>
+            <w:r>
+              <w:rPr>
+                <w:rFonts w:ascii="Trebuchet MS" w:eastAsia="Arial" w:hAnsi="Trebuchet MS" w:cs="Arial"/>
+              </w:rPr>
+              <w:t>reserved_at</w:t>
+            </w:r>
+            <w:proofErr w:type="spellEnd"/>
+          </w:p>
+        </w:tc>
+        <w:tc>
+          <w:tcPr>
+            <w:tcW w:w="6149" w:type="dxa"/>
+            <w:tcBorders>
+              <w:top w:val="single" w:sz="1" w:space="0" w:color="AAAAAA"/>
+              <w:left w:val="single" w:sz="1" w:space="0" w:color="AAAAAA"/>
+              <w:bottom w:val="single" w:sz="1" w:space="0" w:color="AAAAAA"/>
+              <w:right w:val="single" w:sz="1" w:space="0" w:color="AAAAAA"/>
+            </w:tcBorders>
+            <w:shd w:val="clear" w:color="auto" w:fill="EAF4F8"/>
+            <w:tcMar>
+              <w:top w:w="80" w:type="dxa"/>
+              <w:left w:w="150" w:type="dxa"/>
+              <w:bottom w:w="80" w:type="dxa"/>
+              <w:right w:w="150" w:type="dxa"/>
+            </w:tcMar>
+            <w:vAlign w:val="center"/>
+          </w:tcPr>
+          <w:p>
+            <w:pPr>
+              <w:rPr>
+                <w:rFonts w:ascii="Trebuchet MS" w:eastAsia="Arial" w:hAnsi="Trebuchet MS" w:cs="Arial"/>
+              </w:rPr>
+            </w:pPr>
+            <w:r>
+              <w:rPr>
+                <w:rFonts w:ascii="Trebuchet MS" w:eastAsia="Arial" w:hAnsi="Trebuchet MS" w:cs="Arial"/>
+              </w:rPr>
+              <w:t>Timestamp of when the booking was created. NOT NULL, DEFAULT CURRENT_TIMESTAMP, &gt; 2000-01-01</w:t>
+            </w:r>
+          </w:p>
+        </w:tc>
+        <w:tc>
+          <w:tcPr>
+            <w:tcW w:w="1305" w:type="dxa"/>
+            <w:tcBorders>
+              <w:top w:val="single" w:sz="1" w:space="0" w:color="AAAAAA"/>
+              <w:left w:val="single" w:sz="1" w:space="0" w:color="AAAAAA"/>
+              <w:bottom w:val="single" w:sz="1" w:space="0" w:color="AAAAAA"/>
+              <w:right w:val="single" w:sz="1" w:space="0" w:color="AAAAAA"/>
+            </w:tcBorders>
+            <w:shd w:val="clear" w:color="auto" w:fill="EAF4F8"/>
+            <w:tcMar>
+              <w:top w:w="80" w:type="dxa"/>
+              <w:left w:w="150" w:type="dxa"/>
+              <w:bottom w:w="80" w:type="dxa"/>
+              <w:right w:w="150" w:type="dxa"/>
+            </w:tcMar>
+            <w:vAlign w:val="center"/>
+          </w:tcPr>
+          <w:p>
+            <w:pPr>
+              <w:rPr>
+                <w:rFonts w:ascii="Trebuchet MS" w:eastAsia="Arial" w:hAnsi="Trebuchet MS" w:cs="Arial"/>
+              </w:rPr>
+            </w:pPr>
+            <w:r>
+              <w:rPr>
+                <w:rFonts w:ascii="Trebuchet MS" w:eastAsia="Arial" w:hAnsi="Trebuchet MS" w:cs="Arial"/>
+              </w:rPr>
+              <w:t>TIMESTAMP</w:t>
+            </w:r>
+          </w:p>
+        </w:tc>
+      </w:tr>
+      <w:tr>
+        <w:tc>
+          <w:tcPr>
+            <w:tcW w:w="2184" w:type="dxa"/>
+            <w:tcBorders>
+              <w:top w:val="single" w:sz="1" w:space="0" w:color="AAAAAA"/>
+              <w:left w:val="single" w:sz="1" w:space="0" w:color="AAAAAA"/>
+              <w:bottom w:val="single" w:sz="1" w:space="0" w:color="AAAAAA"/>
+              <w:right w:val="single" w:sz="1" w:space="0" w:color="AAAAAA"/>
+            </w:tcBorders>
+            <w:shd w:val="clear" w:color="auto" w:fill="FFFFFF"/>
+            <w:tcMar>
+              <w:top w:w="80" w:type="dxa"/>
+              <w:left w:w="150" w:type="dxa"/>
+              <w:bottom w:w="80" w:type="dxa"/>
+              <w:right w:w="150" w:type="dxa"/>
+            </w:tcMar>
+            <w:vAlign w:val="center"/>
+          </w:tcPr>
+          <w:p>
+            <w:pPr>
+              <w:rPr>
+                <w:rFonts w:ascii="Trebuchet MS" w:eastAsia="Arial" w:hAnsi="Trebuchet MS" w:cs="Arial"/>
+              </w:rPr>
+            </w:pPr>
+            <w:proofErr w:type="spellStart"/>
+            <w:r>
+              <w:rPr>
+                <w:rFonts w:ascii="Trebuchet MS" w:eastAsia="Arial" w:hAnsi="Trebuchet MS" w:cs="Arial"/>
+              </w:rPr>
+              <w:t>reserved_from</w:t>
+            </w:r>
+            <w:proofErr w:type="spellEnd"/>
+          </w:p>
+        </w:tc>
+        <w:tc>
+          <w:tcPr>
+            <w:tcW w:w="6149" w:type="dxa"/>
+            <w:tcBorders>
+              <w:top w:val="single" w:sz="1" w:space="0" w:color="AAAAAA"/>
+              <w:left w:val="single" w:sz="1" w:space="0" w:color="AAAAAA"/>
+              <w:bottom w:val="single" w:sz="1" w:space="0" w:color="AAAAAA"/>
+              <w:right w:val="single" w:sz="1" w:space="0" w:color="AAAAAA"/>
+            </w:tcBorders>
+            <w:shd w:val="clear" w:color="auto" w:fill="FFFFFF"/>
+            <w:tcMar>
+              <w:top w:w="80" w:type="dxa"/>
+              <w:left w:w="150" w:type="dxa"/>
+              <w:bottom w:w="80" w:type="dxa"/>
+              <w:right w:w="150" w:type="dxa"/>
+            </w:tcMar>
+            <w:vAlign w:val="center"/>
+          </w:tcPr>
+          <w:p>
+            <w:pPr>
+              <w:rPr>
+                <w:rFonts w:ascii="Trebuchet MS" w:eastAsia="Arial" w:hAnsi="Trebuchet MS" w:cs="Arial"/>
+              </w:rPr>
+            </w:pPr>
+            <w:r>
+              <w:rPr>
+                <w:rFonts w:ascii="Trebuchet MS" w:eastAsia="Arial" w:hAnsi="Trebuchet MS" w:cs="Arial"/>
+              </w:rPr>
+              <w:t>Start of the reserved time window. NOT NULL, &gt; 2000-01-01</w:t>
+            </w:r>
+          </w:p>
+        </w:tc>
+        <w:tc>
+          <w:tcPr>
+            <w:tcW w:w="1305" w:type="dxa"/>
+            <w:tcBorders>
+              <w:top w:val="single" w:sz="1" w:space="0" w:color="AAAAAA"/>
+              <w:left w:val="single" w:sz="1" w:space="0" w:color="AAAAAA"/>
+              <w:bottom w:val="single" w:sz="1" w:space="0" w:color="AAAAAA"/>
+              <w:right w:val="single" w:sz="1" w:space="0" w:color="AAAAAA"/>
+            </w:tcBorders>
+            <w:shd w:val="clear" w:color="auto" w:fill="FFFFFF"/>
+            <w:tcMar>
+              <w:top w:w="80" w:type="dxa"/>
+              <w:left w:w="150" w:type="dxa"/>
+              <w:bottom w:w="80" w:type="dxa"/>
+              <w:right w:w="150" w:type="dxa"/>
+            </w:tcMar>
+            <w:vAlign w:val="center"/>
+          </w:tcPr>
+          <w:p>
+            <w:pPr>
+              <w:rPr>
+                <w:rFonts w:ascii="Trebuchet MS" w:eastAsia="Arial" w:hAnsi="Trebuchet MS" w:cs="Arial"/>
+              </w:rPr>
+            </w:pPr>
+            <w:r>
+              <w:rPr>
+                <w:rFonts w:ascii="Trebuchet MS" w:eastAsia="Arial" w:hAnsi="Trebuchet MS" w:cs="Arial"/>
+              </w:rPr>
+              <w:t>TIMESTAMP</w:t>
+            </w:r>
+          </w:p>
+        </w:tc>
+      </w:tr>
+      <w:tr>
+        <w:tc>
+          <w:tcPr>
+            <w:tcW w:w="2184" w:type="dxa"/>
+            <w:tcBorders>
+              <w:top w:val="single" w:sz="1" w:space="0" w:color="AAAAAA"/>
+              <w:left w:val="single" w:sz="1" w:space="0" w:color="AAAAAA"/>
+              <w:bottom w:val="single" w:sz="1" w:space="0" w:color="AAAAAA"/>
+              <w:right w:val="single" w:sz="1" w:space="0" w:color="AAAAAA"/>
+            </w:tcBorders>
+            <w:shd w:val="clear" w:color="auto" w:fill="EAF4F8"/>
+            <w:tcMar>
+              <w:top w:w="80" w:type="dxa"/>
+              <w:left w:w="150" w:type="dxa"/>
+              <w:bottom w:w="80" w:type="dxa"/>
+              <w:right w:w="150" w:type="dxa"/>
+            </w:tcMar>
+            <w:vAlign w:val="center"/>
+          </w:tcPr>
+          <w:p>
+            <w:pPr>
+              <w:rPr>
+                <w:rFonts w:ascii="Trebuchet MS" w:eastAsia="Arial" w:hAnsi="Trebuchet MS" w:cs="Arial"/>
+              </w:rPr>
+            </w:pPr>
+            <w:proofErr w:type="spellStart"/>
+            <w:r>
+              <w:rPr>
+                <w:rFonts w:ascii="Trebuchet MS" w:eastAsia="Arial" w:hAnsi="Trebuchet MS" w:cs="Arial"/>
+              </w:rPr>
+              <w:t>reserved_to</w:t>
+            </w:r>
+            <w:proofErr w:type="spellEnd"/>
+          </w:p>
+        </w:tc>
+        <w:tc>
+          <w:tcPr>
+            <w:tcW w:w="6149" w:type="dxa"/>
+            <w:tcBorders>
+              <w:top w:val="single" w:sz="1" w:space="0" w:color="AAAAAA"/>
+              <w:left w:val="single" w:sz="1" w:space="0" w:color="AAAAAA"/>
+              <w:bottom w:val="single" w:sz="1" w:space="0" w:color="AAAAAA"/>
+              <w:right w:val="single" w:sz="1" w:space="0" w:color="AAAAAA"/>
+            </w:tcBorders>
+            <w:shd w:val="clear" w:color="auto" w:fill="EAF4F8"/>
+            <w:tcMar>
+              <w:top w:w="80" w:type="dxa"/>
+              <w:left w:w="150" w:type="dxa"/>
+              <w:bottom w:w="80" w:type="dxa"/>
+              <w:right w:w="150" w:type="dxa"/>
+            </w:tcMar>
+            <w:vAlign w:val="center"/>
+          </w:tcPr>
+          <w:p>
+            <w:pPr>
+              <w:rPr>
+                <w:rFonts w:ascii="Trebuchet MS" w:eastAsia="Arial" w:hAnsi="Trebuchet MS" w:cs="Arial"/>
+              </w:rPr>
+            </w:pPr>
+            <w:r>
+              <w:rPr>
+                <w:rFonts w:ascii="Trebuchet MS" w:eastAsia="Arial" w:hAnsi="Trebuchet MS" w:cs="Arial"/>
+              </w:rPr>
+              <w:t xml:space="preserve">End of the reserved time window. NOT NULL, &gt; 2000-01-01, </w:t>
+            </w:r>
+            <w:r>
+              <w:rPr>
+                <w:rFonts w:ascii="Trebuchet MS" w:eastAsia="Arial" w:hAnsi="Trebuchet MS" w:cs="Arial"/>
+              </w:rPr>
+              <w:lastRenderedPageBreak/>
+              <w:t xml:space="preserve">must be &gt; </w:t>
+            </w:r>
+            <w:proofErr w:type="spellStart"/>
+            <w:r>
+              <w:rPr>
+                <w:rFonts w:ascii="Trebuchet MS" w:eastAsia="Arial" w:hAnsi="Trebuchet MS" w:cs="Arial"/>
+              </w:rPr>
+              <w:t>reserved_from</w:t>
+            </w:r>
+            <w:proofErr w:type="spellEnd"/>
+          </w:p>
+        </w:tc>
+        <w:tc>
+          <w:tcPr>
+            <w:tcW w:w="1305" w:type="dxa"/>
+            <w:tcBorders>
+              <w:top w:val="single" w:sz="1" w:space="0" w:color="AAAAAA"/>
+              <w:left w:val="single" w:sz="1" w:space="0" w:color="AAAAAA"/>
+              <w:bottom w:val="single" w:sz="1" w:space="0" w:color="AAAAAA"/>
+              <w:right w:val="single" w:sz="1" w:space="0" w:color="AAAAAA"/>
+            </w:tcBorders>
+            <w:shd w:val="clear" w:color="auto" w:fill="EAF4F8"/>
+            <w:tcMar>
+              <w:top w:w="80" w:type="dxa"/>
+              <w:left w:w="150" w:type="dxa"/>
+              <w:bottom w:w="80" w:type="dxa"/>
+              <w:right w:w="150" w:type="dxa"/>
+            </w:tcMar>
+            <w:vAlign w:val="center"/>
+          </w:tcPr>
+          <w:p>
+            <w:pPr>
+              <w:rPr>
+                <w:rFonts w:ascii="Trebuchet MS" w:eastAsia="Arial" w:hAnsi="Trebuchet MS" w:cs="Arial"/>
+              </w:rPr>
+            </w:pPr>
+            <w:r>
+              <w:rPr>
+                <w:rFonts w:ascii="Trebuchet MS" w:eastAsia="Arial" w:hAnsi="Trebuchet MS" w:cs="Arial"/>
+              </w:rPr>
+              <w:lastRenderedPageBreak/>
+              <w:t>TIMESTAMP</w:t>
+            </w:r>
+          </w:p>
+        </w:tc>
+      </w:tr>
+    </w:tbl>
+    <w:p>
+      <w:pPr>
+        <w:rPr>
+          <w:rFonts w:ascii="Trebuchet MS" w:eastAsia="Trebuchet MS" w:hAnsi="Trebuchet MS" w:cs="Trebuchet MS"/>
+          <w:color w:val="464547"/>
+          <w:lang w:val="en-GB"/>
+        </w:rPr>
+      </w:pPr>
+    </w:p>
+    <w:tbl>
+      <w:tblPr>
+        <w:tblW w:w="9638" w:type="dxa"/>
+        <w:tblBorders>
+          <w:top w:val="single" w:sz="4" w:space="0" w:color="auto"/>
+          <w:left w:val="single" w:sz="4" w:space="0" w:color="auto"/>
+          <w:bottom w:val="single" w:sz="4" w:space="0" w:color="auto"/>
+          <w:right w:val="single" w:sz="4" w:space="0" w:color="auto"/>
+          <w:insideH w:val="single" w:sz="4" w:space="0" w:color="auto"/>
+          <w:insideV w:val="single" w:sz="4" w:space="0" w:color="auto"/>
+        </w:tblBorders>
+        <w:tblCellMar>
+          <w:left w:w="10" w:type="dxa"/>
+          <w:right w:w="10" w:type="dxa"/>
+        </w:tblCellMar>
+        <w:tblLook w:val="04A0" w:firstRow="1" w:lastRow="0" w:firstColumn="1" w:lastColumn="0" w:noHBand="0" w:noVBand="1"/>
+      </w:tblPr>
+      <w:tblGrid>
+        <w:gridCol w:w="1774"/>
+        <w:gridCol w:w="1262"/>
+        <w:gridCol w:w="1974"/>
+        <w:gridCol w:w="2194"/>
+        <w:gridCol w:w="1310"/>
+        <w:gridCol w:w="1124"/>
+      </w:tblGrid>
+      <w:tr>
+        <w:trPr>
+          <w:tblHeader/>
+        </w:trPr>
+        <w:tc>
+          <w:tcPr>
+            <w:tcW w:w="1804" w:type="dxa"/>
+            <w:tcBorders>
+              <w:top w:val="single" w:sz="1" w:space="0" w:color="AAAAAA"/>
+              <w:left w:val="single" w:sz="1" w:space="0" w:color="AAAAAA"/>
+              <w:bottom w:val="single" w:sz="1" w:space="0" w:color="AAAAAA"/>
+              <w:right w:val="single" w:sz="1" w:space="0" w:color="AAAAAA"/>
+            </w:tcBorders>
+            <w:shd w:val="clear" w:color="auto" w:fill="5BA3BE"/>
+            <w:tcMar>
+              <w:top w:w="100" w:type="dxa"/>
+              <w:left w:w="150" w:type="dxa"/>
+              <w:bottom w:w="100" w:type="dxa"/>
+              <w:right w:w="150" w:type="dxa"/>
+            </w:tcMar>
+            <w:vAlign w:val="center"/>
+          </w:tcPr>
+          <w:p>
+            <w:pPr>
+              <w:jc w:val="center"/>
+              <w:rPr>
+                <w:rFonts w:ascii="Trebuchet MS" w:eastAsia="Arial" w:hAnsi="Trebuchet MS" w:cs="Arial"/>
+                <w:b/>
+                <w:bCs/>
+                <w:color w:val="FFFFFF"/>
+              </w:rPr>
+            </w:pPr>
+            <w:r>
+              <w:rPr>
+                <w:rFonts w:ascii="Trebuchet MS" w:eastAsia="Arial" w:hAnsi="Trebuchet MS" w:cs="Arial"/>
+                <w:b/>
+                <w:bCs/>
+                <w:color w:val="FFFFFF"/>
+              </w:rPr>
+              <w:t>reservation _id</w:t>
+            </w:r>
+          </w:p>
+        </w:tc>
+        <w:tc>
+          <w:tcPr>
+            <w:tcW w:w="1268" w:type="dxa"/>
+            <w:tcBorders>
+              <w:top w:val="single" w:sz="1" w:space="0" w:color="AAAAAA"/>
+              <w:left w:val="single" w:sz="1" w:space="0" w:color="AAAAAA"/>
+              <w:bottom w:val="single" w:sz="1" w:space="0" w:color="AAAAAA"/>
+              <w:right w:val="single" w:sz="1" w:space="0" w:color="AAAAAA"/>
+            </w:tcBorders>
+            <w:shd w:val="clear" w:color="auto" w:fill="5BA3BE"/>
+            <w:tcMar>
+              <w:top w:w="100" w:type="dxa"/>
+              <w:left w:w="150" w:type="dxa"/>
+              <w:bottom w:w="100" w:type="dxa"/>
+              <w:right w:w="150" w:type="dxa"/>
+            </w:tcMar>
+            <w:vAlign w:val="center"/>
+          </w:tcPr>
+          <w:p>
+            <w:pPr>
+              <w:jc w:val="center"/>
+              <w:rPr>
+                <w:rFonts w:ascii="Trebuchet MS" w:eastAsia="Arial" w:hAnsi="Trebuchet MS" w:cs="Arial"/>
+                <w:b/>
+                <w:bCs/>
+                <w:color w:val="FFFFFF"/>
+              </w:rPr>
+            </w:pPr>
+            <w:r>
+              <w:rPr>
+                <w:rFonts w:ascii="Trebuchet MS" w:eastAsia="Arial" w:hAnsi="Trebuchet MS" w:cs="Arial"/>
+                <w:b/>
+                <w:bCs/>
+                <w:color w:val="FFFFFF"/>
+              </w:rPr>
+              <w:t>customer _id</w:t>
+            </w:r>
+          </w:p>
+        </w:tc>
+        <w:tc>
+          <w:tcPr>
+            <w:tcW w:w="2046" w:type="dxa"/>
+            <w:tcBorders>
+              <w:top w:val="single" w:sz="1" w:space="0" w:color="AAAAAA"/>
+              <w:left w:val="single" w:sz="1" w:space="0" w:color="AAAAAA"/>
+              <w:bottom w:val="single" w:sz="1" w:space="0" w:color="AAAAAA"/>
+              <w:right w:val="single" w:sz="1" w:space="0" w:color="AAAAAA"/>
+            </w:tcBorders>
+            <w:shd w:val="clear" w:color="auto" w:fill="5BA3BE"/>
+            <w:tcMar>
+              <w:top w:w="100" w:type="dxa"/>
+              <w:left w:w="150" w:type="dxa"/>
+              <w:bottom w:w="100" w:type="dxa"/>
+              <w:right w:w="150" w:type="dxa"/>
+            </w:tcMar>
+            <w:vAlign w:val="center"/>
+          </w:tcPr>
+          <w:p>
+            <w:pPr>
+              <w:jc w:val="center"/>
+              <w:rPr>
+                <w:rFonts w:ascii="Trebuchet MS" w:eastAsia="Arial" w:hAnsi="Trebuchet MS" w:cs="Arial"/>
+                <w:b/>
+                <w:bCs/>
+                <w:color w:val="FFFFFF"/>
+              </w:rPr>
+            </w:pPr>
+            <w:r>
+              <w:rPr>
+                <w:rFonts w:ascii="Trebuchet MS" w:eastAsia="Arial" w:hAnsi="Trebuchet MS" w:cs="Arial"/>
+                <w:b/>
+                <w:bCs/>
+                <w:color w:val="FFFFFF"/>
+              </w:rPr>
+              <w:t>vehicle _id</w:t>
+            </w:r>
+          </w:p>
+        </w:tc>
+        <w:tc>
+          <w:tcPr>
+            <w:tcW w:w="2250" w:type="dxa"/>
+            <w:tcBorders>
+              <w:top w:val="single" w:sz="1" w:space="0" w:color="AAAAAA"/>
+              <w:left w:val="single" w:sz="1" w:space="0" w:color="AAAAAA"/>
+              <w:bottom w:val="single" w:sz="1" w:space="0" w:color="AAAAAA"/>
+              <w:right w:val="single" w:sz="1" w:space="0" w:color="AAAAAA"/>
+            </w:tcBorders>
+            <w:shd w:val="clear" w:color="auto" w:fill="5BA3BE"/>
+            <w:tcMar>
+              <w:top w:w="100" w:type="dxa"/>
+              <w:left w:w="150" w:type="dxa"/>
+              <w:bottom w:w="100" w:type="dxa"/>
+              <w:right w:w="150" w:type="dxa"/>
+            </w:tcMar>
+            <w:vAlign w:val="center"/>
+          </w:tcPr>
+          <w:p>
+            <w:pPr>
+              <w:jc w:val="center"/>
+              <w:rPr>
+                <w:rFonts w:ascii="Trebuchet MS" w:eastAsia="Arial" w:hAnsi="Trebuchet MS" w:cs="Arial"/>
+                <w:b/>
+                <w:bCs/>
+                <w:color w:val="FFFFFF"/>
+              </w:rPr>
+            </w:pPr>
+            <w:proofErr w:type="spellStart"/>
+            <w:r>
+              <w:rPr>
+                <w:rFonts w:ascii="Trebuchet MS" w:eastAsia="Arial" w:hAnsi="Trebuchet MS" w:cs="Arial"/>
+                <w:b/>
+                <w:bCs/>
+                <w:color w:val="FFFFFF"/>
+              </w:rPr>
+              <w:t>reserved_at</w:t>
+            </w:r>
+            <w:proofErr w:type="spellEnd"/>
+          </w:p>
+        </w:tc>
+        <w:tc>
+          <w:tcPr>
+            <w:tcW w:w="1323" w:type="dxa"/>
+            <w:tcBorders>
+              <w:top w:val="single" w:sz="1" w:space="0" w:color="AAAAAA"/>
+              <w:left w:val="single" w:sz="1" w:space="0" w:color="AAAAAA"/>
+              <w:bottom w:val="single" w:sz="1" w:space="0" w:color="AAAAAA"/>
+              <w:right w:val="single" w:sz="1" w:space="0" w:color="AAAAAA"/>
+            </w:tcBorders>
+            <w:shd w:val="clear" w:color="auto" w:fill="5BA3BE"/>
+            <w:tcMar>
+              <w:top w:w="100" w:type="dxa"/>
+              <w:left w:w="150" w:type="dxa"/>
+              <w:bottom w:w="100" w:type="dxa"/>
+              <w:right w:w="150" w:type="dxa"/>
+            </w:tcMar>
+            <w:vAlign w:val="center"/>
+          </w:tcPr>
+          <w:p>
+            <w:pPr>
+              <w:jc w:val="center"/>
+              <w:rPr>
+                <w:rFonts w:ascii="Trebuchet MS" w:eastAsia="Arial" w:hAnsi="Trebuchet MS" w:cs="Arial"/>
+                <w:b/>
+                <w:bCs/>
+                <w:color w:val="FFFFFF"/>
+              </w:rPr>
+            </w:pPr>
+            <w:r>
+              <w:rPr>
+                <w:rFonts w:ascii="Trebuchet MS" w:eastAsia="Arial" w:hAnsi="Trebuchet MS" w:cs="Arial"/>
+                <w:b/>
+                <w:bCs/>
+                <w:color w:val="FFFFFF"/>
+              </w:rPr>
+              <w:t>reserved _from</w:t>
+            </w:r>
+          </w:p>
+        </w:tc>
+        <w:tc>
+          <w:tcPr>
+            <w:tcW w:w="947" w:type="dxa"/>
+            <w:tcBorders>
+              <w:top w:val="single" w:sz="1" w:space="0" w:color="AAAAAA"/>
+              <w:left w:val="single" w:sz="1" w:space="0" w:color="AAAAAA"/>
+              <w:bottom w:val="single" w:sz="1" w:space="0" w:color="AAAAAA"/>
+              <w:right w:val="single" w:sz="1" w:space="0" w:color="AAAAAA"/>
+            </w:tcBorders>
+            <w:shd w:val="clear" w:color="auto" w:fill="5BA3BE"/>
+            <w:tcMar>
+              <w:top w:w="100" w:type="dxa"/>
+              <w:left w:w="150" w:type="dxa"/>
+              <w:bottom w:w="100" w:type="dxa"/>
+              <w:right w:w="150" w:type="dxa"/>
+            </w:tcMar>
+            <w:vAlign w:val="center"/>
+          </w:tcPr>
+          <w:p>
+            <w:pPr>
+              <w:jc w:val="center"/>
+              <w:rPr>
+                <w:rFonts w:ascii="Trebuchet MS" w:eastAsia="Arial" w:hAnsi="Trebuchet MS" w:cs="Arial"/>
+                <w:b/>
+                <w:bCs/>
+                <w:color w:val="FFFFFF"/>
+              </w:rPr>
+            </w:pPr>
+            <w:r>
+              <w:rPr>
+                <w:rFonts w:ascii="Trebuchet MS" w:eastAsia="Arial" w:hAnsi="Trebuchet MS" w:cs="Arial"/>
+                <w:b/>
+                <w:bCs/>
+                <w:color w:val="FFFFFF"/>
+              </w:rPr>
+              <w:t>reserved _to</w:t>
+            </w:r>
+          </w:p>
+        </w:tc>
+      </w:tr>
+      <w:tr>
+        <w:tc>
+          <w:tcPr>
+            <w:tcW w:w="1804" w:type="dxa"/>
+            <w:tcBorders>
+              <w:top w:val="single" w:sz="1" w:space="0" w:color="AAAAAA"/>
+              <w:left w:val="single" w:sz="1" w:space="0" w:color="AAAAAA"/>
+              <w:bottom w:val="single" w:sz="1" w:space="0" w:color="AAAAAA"/>
+              <w:right w:val="single" w:sz="1" w:space="0" w:color="AAAAAA"/>
+            </w:tcBorders>
+            <w:shd w:val="clear" w:color="auto" w:fill="FFFFFF"/>
+            <w:tcMar>
+              <w:top w:w="80" w:type="dxa"/>
+              <w:left w:w="150" w:type="dxa"/>
+              <w:bottom w:w="80" w:type="dxa"/>
+              <w:right w:w="150" w:type="dxa"/>
+            </w:tcMar>
+            <w:vAlign w:val="center"/>
+          </w:tcPr>
+          <w:p>
+            <w:pPr>
+              <w:rPr>
+                <w:rFonts w:ascii="Trebuchet MS" w:eastAsia="Arial" w:hAnsi="Trebuchet MS" w:cs="Arial"/>
+              </w:rPr>
+            </w:pPr>
+            <w:r>
+              <w:rPr>
+                <w:rFonts w:ascii="Trebuchet MS" w:eastAsia="Arial" w:hAnsi="Trebuchet MS" w:cs="Arial"/>
+              </w:rPr>
+              <w:t>1</w:t>
+            </w:r>
+          </w:p>
+        </w:tc>
+        <w:tc>
+          <w:tcPr>
+            <w:tcW w:w="1268" w:type="dxa"/>
+            <w:tcBorders>
+              <w:top w:val="single" w:sz="1" w:space="0" w:color="AAAAAA"/>
+              <w:left w:val="single" w:sz="1" w:space="0" w:color="AAAAAA"/>
+              <w:bottom w:val="single" w:sz="1" w:space="0" w:color="AAAAAA"/>
+              <w:right w:val="single" w:sz="1" w:space="0" w:color="AAAAAA"/>
+            </w:tcBorders>
+            <w:shd w:val="clear" w:color="auto" w:fill="FFFFFF"/>
+            <w:tcMar>
+              <w:top w:w="80" w:type="dxa"/>
+              <w:left w:w="150" w:type="dxa"/>
+              <w:bottom w:w="80" w:type="dxa"/>
+              <w:right w:w="150" w:type="dxa"/>
+            </w:tcMar>
+            <w:vAlign w:val="center"/>
+          </w:tcPr>
+          <w:p>
+            <w:pPr>
+              <w:rPr>
+                <w:rFonts w:ascii="Trebuchet MS" w:eastAsia="Arial" w:hAnsi="Trebuchet MS" w:cs="Arial"/>
+              </w:rPr>
+            </w:pPr>
+            <w:r>
+              <w:rPr>
+                <w:rFonts w:ascii="Trebuchet MS" w:eastAsia="Arial" w:hAnsi="Trebuchet MS" w:cs="Arial"/>
+              </w:rPr>
+              <w:t>3</w:t>
+            </w:r>
+          </w:p>
+        </w:tc>
+        <w:tc>
+          <w:tcPr>
+            <w:tcW w:w="2046" w:type="dxa"/>
+            <w:tcBorders>
+              <w:top w:val="single" w:sz="1" w:space="0" w:color="AAAAAA"/>
+              <w:left w:val="single" w:sz="1" w:space="0" w:color="AAAAAA"/>
+              <w:bottom w:val="single" w:sz="1" w:space="0" w:color="AAAAAA"/>
+              <w:right w:val="single" w:sz="1" w:space="0" w:color="AAAAAA"/>
+            </w:tcBorders>
+            <w:shd w:val="clear" w:color="auto" w:fill="FFFFFF"/>
+            <w:tcMar>
+              <w:top w:w="80" w:type="dxa"/>
+              <w:left w:w="150" w:type="dxa"/>
+              <w:bottom w:w="80" w:type="dxa"/>
+              <w:right w:w="150" w:type="dxa"/>
+            </w:tcMar>
+            <w:vAlign w:val="center"/>
+          </w:tcPr>
+          <w:p>
+            <w:pPr>
+              <w:rPr>
+                <w:rFonts w:ascii="Trebuchet MS" w:eastAsia="Arial" w:hAnsi="Trebuchet MS" w:cs="Arial"/>
+              </w:rPr>
+            </w:pPr>
+            <w:r>
+              <w:rPr>
+                <w:rFonts w:ascii="Trebuchet MS" w:eastAsia="Arial" w:hAnsi="Trebuchet MS" w:cs="Arial"/>
+              </w:rPr>
+              <w:t>7</w:t>
+            </w:r>
+          </w:p>
+        </w:tc>
+        <w:tc>
+          <w:tcPr>
+            <w:tcW w:w="2250" w:type="dxa"/>
+            <w:tcBorders>
+              <w:top w:val="single" w:sz="1" w:space="0" w:color="AAAAAA"/>
+              <w:left w:val="single" w:sz="1" w:space="0" w:color="AAAAAA"/>
+              <w:bottom w:val="single" w:sz="1" w:space="0" w:color="AAAAAA"/>
+              <w:right w:val="single" w:sz="1" w:space="0" w:color="AAAAAA"/>
+            </w:tcBorders>
+            <w:shd w:val="clear" w:color="auto" w:fill="FFFFFF"/>
+            <w:tcMar>
+              <w:top w:w="80" w:type="dxa"/>
+              <w:left w:w="150" w:type="dxa"/>
+              <w:bottom w:w="80" w:type="dxa"/>
+              <w:right w:w="150" w:type="dxa"/>
+            </w:tcMar>
+            <w:vAlign w:val="center"/>
+          </w:tcPr>
+          <w:p>
+            <w:pPr>
+              <w:rPr>
+                <w:rFonts w:ascii="Trebuchet MS" w:eastAsia="Arial" w:hAnsi="Trebuchet MS" w:cs="Arial"/>
+              </w:rPr>
+            </w:pPr>
+            <w:r>
+              <w:rPr>
+                <w:rFonts w:ascii="Trebuchet MS" w:eastAsia="Arial" w:hAnsi="Trebuchet MS" w:cs="Arial"/>
+              </w:rPr>
+              <w:t>2024-03-10 09:15</w:t>
+            </w:r>
+          </w:p>
+        </w:tc>
+        <w:tc>
+          <w:tcPr>
+            <w:tcW w:w="1323" w:type="dxa"/>
+            <w:tcBorders>
+              <w:top w:val="single" w:sz="1" w:space="0" w:color="AAAAAA"/>
+              <w:left w:val="single" w:sz="1" w:space="0" w:color="AAAAAA"/>
+              <w:bottom w:val="single" w:sz="1" w:space="0" w:color="AAAAAA"/>
+              <w:right w:val="single" w:sz="1" w:space="0" w:color="AAAAAA"/>
+            </w:tcBorders>
+            <w:shd w:val="clear" w:color="auto" w:fill="FFFFFF"/>
+            <w:tcMar>
+              <w:top w:w="80" w:type="dxa"/>
+              <w:left w:w="150" w:type="dxa"/>
+              <w:bottom w:w="80" w:type="dxa"/>
+              <w:right w:w="150" w:type="dxa"/>
+            </w:tcMar>
+            <w:vAlign w:val="center"/>
+          </w:tcPr>
+          <w:p>
+            <w:pPr>
+              <w:rPr>
+                <w:rFonts w:ascii="Trebuchet MS" w:eastAsia="Arial" w:hAnsi="Trebuchet MS" w:cs="Arial"/>
+              </w:rPr>
+            </w:pPr>
+            <w:r>
+              <w:rPr>
+                <w:rFonts w:ascii="Trebuchet MS" w:eastAsia="Arial" w:hAnsi="Trebuchet MS" w:cs="Arial"/>
+              </w:rPr>
+              <w:t>2024-03-11 10:00</w:t>
+            </w:r>
+          </w:p>
+        </w:tc>
+        <w:tc>
+          <w:tcPr>
+            <w:tcW w:w="947" w:type="dxa"/>
+            <w:tcBorders>
+              <w:top w:val="single" w:sz="1" w:space="0" w:color="AAAAAA"/>
+              <w:left w:val="single" w:sz="1" w:space="0" w:color="AAAAAA"/>
+              <w:bottom w:val="single" w:sz="1" w:space="0" w:color="AAAAAA"/>
+              <w:right w:val="single" w:sz="1" w:space="0" w:color="AAAAAA"/>
+            </w:tcBorders>
+            <w:shd w:val="clear" w:color="auto" w:fill="FFFFFF"/>
+            <w:tcMar>
+              <w:top w:w="80" w:type="dxa"/>
+              <w:left w:w="150" w:type="dxa"/>
+              <w:bottom w:w="80" w:type="dxa"/>
+              <w:right w:w="150" w:type="dxa"/>
+            </w:tcMar>
+            <w:vAlign w:val="center"/>
+          </w:tcPr>
+          <w:p>
+            <w:pPr>
+              <w:rPr>
+                <w:rFonts w:ascii="Trebuchet MS" w:eastAsia="Arial" w:hAnsi="Trebuchet MS" w:cs="Arial"/>
+              </w:rPr>
+            </w:pPr>
+            <w:r>
+              <w:rPr>
+                <w:rFonts w:ascii="Trebuchet MS" w:eastAsia="Arial" w:hAnsi="Trebuchet MS" w:cs="Arial"/>
+              </w:rPr>
+              <w:t>2024-03-11 14:00</w:t>
+            </w:r>
+          </w:p>
+        </w:tc>
+      </w:tr>
+      <w:tr>
+        <w:tc>
+          <w:tcPr>
+            <w:tcW w:w="1804" w:type="dxa"/>
+            <w:tcBorders>
+              <w:top w:val="single" w:sz="1" w:space="0" w:color="AAAAAA"/>
+              <w:left w:val="single" w:sz="1" w:space="0" w:color="AAAAAA"/>
+              <w:bottom w:val="single" w:sz="1" w:space="0" w:color="AAAAAA"/>
+              <w:right w:val="single" w:sz="1" w:space="0" w:color="AAAAAA"/>
+            </w:tcBorders>
+            <w:shd w:val="clear" w:color="auto" w:fill="EAF4F8"/>
+            <w:tcMar>
+              <w:top w:w="80" w:type="dxa"/>
+              <w:left w:w="150" w:type="dxa"/>
+              <w:bottom w:w="80" w:type="dxa"/>
+              <w:right w:w="150" w:type="dxa"/>
+            </w:tcMar>
+            <w:vAlign w:val="center"/>
+          </w:tcPr>
+          <w:p>
+            <w:pPr>
+              <w:rPr>
+                <w:rFonts w:ascii="Trebuchet MS" w:eastAsia="Arial" w:hAnsi="Trebuchet MS" w:cs="Arial"/>
+              </w:rPr>
+            </w:pPr>
+            <w:r>
+              <w:rPr>
+                <w:rFonts w:ascii="Trebuchet MS" w:eastAsia="Arial" w:hAnsi="Trebuchet MS" w:cs="Arial"/>
+              </w:rPr>
+              <w:t>2</w:t>
+            </w:r>
+          </w:p>
+        </w:tc>
+        <w:tc>
+          <w:tcPr>
+            <w:tcW w:w="1268" w:type="dxa"/>
+            <w:tcBorders>
+              <w:top w:val="single" w:sz="1" w:space="0" w:color="AAAAAA"/>
+              <w:left w:val="single" w:sz="1" w:space="0" w:color="AAAAAA"/>
+              <w:bottom w:val="single" w:sz="1" w:space="0" w:color="AAAAAA"/>
+              <w:right w:val="single" w:sz="1" w:space="0" w:color="AAAAAA"/>
+            </w:tcBorders>
+            <w:shd w:val="clear" w:color="auto" w:fill="EAF4F8"/>
+            <w:tcMar>
+              <w:top w:w="80" w:type="dxa"/>
+              <w:left w:w="150" w:type="dxa"/>
+              <w:bottom w:w="80" w:type="dxa"/>
+              <w:right w:w="150" w:type="dxa"/>
+            </w:tcMar>
+            <w:vAlign w:val="center"/>
+          </w:tcPr>
+          <w:p>
+            <w:pPr>
+              <w:rPr>
+                <w:rFonts w:ascii="Trebuchet MS" w:eastAsia="Arial" w:hAnsi="Trebuchet MS" w:cs="Arial"/>
+              </w:rPr>
+            </w:pPr>
+            <w:r>
+              <w:rPr>
+                <w:rFonts w:ascii="Trebuchet MS" w:eastAsia="Arial" w:hAnsi="Trebuchet MS" w:cs="Arial"/>
+              </w:rPr>
+              <w:t>1</w:t>
+            </w:r>
+          </w:p>
+        </w:tc>
+        <w:tc>
+          <w:tcPr>
+            <w:tcW w:w="2046" w:type="dxa"/>
+            <w:tcBorders>
+              <w:top w:val="single" w:sz="1" w:space="0" w:color="AAAAAA"/>
+              <w:left w:val="single" w:sz="1" w:space="0" w:color="AAAAAA"/>
+              <w:bottom w:val="single" w:sz="1" w:space="0" w:color="AAAAAA"/>
+              <w:right w:val="single" w:sz="1" w:space="0" w:color="AAAAAA"/>
+            </w:tcBorders>
+            <w:shd w:val="clear" w:color="auto" w:fill="EAF4F8"/>
+            <w:tcMar>
+              <w:top w:w="80" w:type="dxa"/>
+              <w:left w:w="150" w:type="dxa"/>
+              <w:bottom w:w="80" w:type="dxa"/>
+              <w:right w:w="150" w:type="dxa"/>
+            </w:tcMar>
+            <w:vAlign w:val="center"/>
+          </w:tcPr>
+          <w:p>
+            <w:pPr>
+              <w:rPr>
+                <w:rFonts w:ascii="Trebuchet MS" w:eastAsia="Arial" w:hAnsi="Trebuchet MS" w:cs="Arial"/>
+              </w:rPr>
+            </w:pPr>
+            <w:r>
+              <w:rPr>
+                <w:rFonts w:ascii="Trebuchet MS" w:eastAsia="Arial" w:hAnsi="Trebuchet MS" w:cs="Arial"/>
+              </w:rPr>
+              <w:t>2</w:t>
+            </w:r>
+          </w:p>
+        </w:tc>
+        <w:tc>
+          <w:tcPr>
+            <w:tcW w:w="2250" w:type="dxa"/>
+            <w:tcBorders>
+              <w:top w:val="single" w:sz="1" w:space="0" w:color="AAAAAA"/>
+              <w:left w:val="single" w:sz="1" w:space="0" w:color="AAAAAA"/>
+              <w:bottom w:val="single" w:sz="1" w:space="0" w:color="AAAAAA"/>
+              <w:right w:val="single" w:sz="1" w:space="0" w:color="AAAAAA"/>
+            </w:tcBorders>
+            <w:shd w:val="clear" w:color="auto" w:fill="EAF4F8"/>
+            <w:tcMar>
+              <w:top w:w="80" w:type="dxa"/>
+              <w:left w:w="150" w:type="dxa"/>
+              <w:bottom w:w="80" w:type="dxa"/>
+              <w:right w:w="150" w:type="dxa"/>
+            </w:tcMar>
+            <w:vAlign w:val="center"/>
+          </w:tcPr>
+          <w:p>
+            <w:pPr>
+              <w:rPr>
+                <w:rFonts w:ascii="Trebuchet MS" w:eastAsia="Arial" w:hAnsi="Trebuchet MS" w:cs="Arial"/>
+              </w:rPr>
+            </w:pPr>
+            <w:r>
+              <w:rPr>
+                <w:rFonts w:ascii="Trebuchet MS" w:eastAsia="Arial" w:hAnsi="Trebuchet MS" w:cs="Arial"/>
+              </w:rPr>
+              <w:t>2024-03-12 14:00</w:t>
+            </w:r>
+          </w:p>
+        </w:tc>
+        <w:tc>
+          <w:tcPr>
+            <w:tcW w:w="1323" w:type="dxa"/>
+            <w:tcBorders>
+              <w:top w:val="single" w:sz="1" w:space="0" w:color="AAAAAA"/>
+              <w:left w:val="single" w:sz="1" w:space="0" w:color="AAAAAA"/>
+              <w:bottom w:val="single" w:sz="1" w:space="0" w:color="AAAAAA"/>
+              <w:right w:val="single" w:sz="1" w:space="0" w:color="AAAAAA"/>
+            </w:tcBorders>
+            <w:shd w:val="clear" w:color="auto" w:fill="EAF4F8"/>
+            <w:tcMar>
+              <w:top w:w="80" w:type="dxa"/>
+              <w:left w:w="150" w:type="dxa"/>
+              <w:bottom w:w="80" w:type="dxa"/>
+              <w:right w:w="150" w:type="dxa"/>
+            </w:tcMar>
+            <w:vAlign w:val="center"/>
+          </w:tcPr>
+          <w:p>
+            <w:pPr>
+              <w:rPr>
+                <w:rFonts w:ascii="Trebuchet MS" w:eastAsia="Arial" w:hAnsi="Trebuchet MS" w:cs="Arial"/>
+              </w:rPr>
+            </w:pPr>
+            <w:r>
+              <w:rPr>
+                <w:rFonts w:ascii="Trebuchet MS" w:eastAsia="Arial" w:hAnsi="Trebuchet MS" w:cs="Arial"/>
+              </w:rPr>
+              <w:t>2024-03-13 08:00</w:t>
+            </w:r>
+          </w:p>
+        </w:tc>
+        <w:tc>
+          <w:tcPr>
+            <w:tcW w:w="947" w:type="dxa"/>
+            <w:tcBorders>
+              <w:top w:val="single" w:sz="1" w:space="0" w:color="AAAAAA"/>
+              <w:left w:val="single" w:sz="1" w:space="0" w:color="AAAAAA"/>
+              <w:bottom w:val="single" w:sz="1" w:space="0" w:color="AAAAAA"/>
+              <w:right w:val="single" w:sz="1" w:space="0" w:color="AAAAAA"/>
+            </w:tcBorders>
+            <w:shd w:val="clear" w:color="auto" w:fill="EAF4F8"/>
+            <w:tcMar>
+              <w:top w:w="80" w:type="dxa"/>
+              <w:left w:w="150" w:type="dxa"/>
+              <w:bottom w:w="80" w:type="dxa"/>
+              <w:right w:w="150" w:type="dxa"/>
+            </w:tcMar>
+            <w:vAlign w:val="center"/>
+          </w:tcPr>
+          <w:p>
+            <w:pPr>
+              <w:rPr>
+                <w:rFonts w:ascii="Trebuchet MS" w:eastAsia="Arial" w:hAnsi="Trebuchet MS" w:cs="Arial"/>
+              </w:rPr>
+            </w:pPr>
+            <w:r>
+              <w:rPr>
+                <w:rFonts w:ascii="Trebuchet MS" w:eastAsia="Arial" w:hAnsi="Trebuchet MS" w:cs="Arial"/>
+              </w:rPr>
+              <w:t>2024-03-13 18:00</w:t>
+            </w:r>
+          </w:p>
+        </w:tc>
+      </w:tr>
+    </w:tbl>
+    <w:p>
+      <w:pPr>
+        <w:rPr>
+          <w:lang w:val="en-GB"/>
+        </w:rPr>
+      </w:pPr>
+    </w:p>
+    <w:p>
+      <w:pPr>
+        <w:rPr>
+          <w:lang w:val="en-GB"/>
+        </w:rPr>
+      </w:pPr>
+    </w:p>
     <w:p/>
     <w:sectPr>
       <w:headerReference w:type="default" r:id="rId10"/>
@@ -21374,7 +22705,7 @@
             </wp:anchor>
           </w:drawing>
         </mc:Choice>
-        <mc:Fallback xmlns:cr="http://schemas.microsoft.com/office/comments/2020/reactions" xmlns="http://schemas.microsoft.com/office/tasks/2019/documenttasks" xmlns:dgm="http://schemas.openxmlformats.org/drawingml/2006/diagram" xmlns:lc="http://schemas.openxmlformats.org/drawingml/2006/lockedCanvas" xmlns:c="http://schemas.openxmlformats.org/drawingml/2006/chart" xmlns:pic="http://schemas.openxmlformats.org/drawingml/2006/picture" xmlns:a="http://schemas.openxmlformats.org/drawingml/2006/main" xmlns:sl="http://schemas.openxmlformats.org/schemaLibrary/2006/main">
+        <mc:Fallback xmlns:sl="http://schemas.openxmlformats.org/schemaLibrary/2006/main" xmlns:a="http://schemas.openxmlformats.org/drawingml/2006/main" xmlns:pic="http://schemas.openxmlformats.org/drawingml/2006/picture" xmlns:c="http://schemas.openxmlformats.org/drawingml/2006/chart" xmlns:lc="http://schemas.openxmlformats.org/drawingml/2006/lockedCanvas" xmlns:dgm="http://schemas.openxmlformats.org/drawingml/2006/diagram" xmlns="http://schemas.microsoft.com/office/tasks/2019/documenttasks" xmlns:cr="http://schemas.microsoft.com/office/comments/2020/reactions">
           <w:drawing>
             <wp:anchor allowOverlap="1" behindDoc="0" distB="0" distT="0" distL="114300" distR="114300" hidden="0" layoutInCell="1" locked="0" relativeHeight="0" simplePos="0">
               <wp:simplePos x="0" y="0"/>
@@ -21656,7 +22987,7 @@
             </wp:anchor>
           </w:drawing>
         </mc:Choice>
-        <mc:Fallback xmlns:cr="http://schemas.microsoft.com/office/comments/2020/reactions" xmlns="http://schemas.microsoft.com/office/tasks/2019/documenttasks" xmlns:dgm="http://schemas.openxmlformats.org/drawingml/2006/diagram" xmlns:lc="http://schemas.openxmlformats.org/drawingml/2006/lockedCanvas" xmlns:c="http://schemas.openxmlformats.org/drawingml/2006/chart" xmlns:pic="http://schemas.openxmlformats.org/drawingml/2006/picture" xmlns:a="http://schemas.openxmlformats.org/drawingml/2006/main" xmlns:sl="http://schemas.openxmlformats.org/schemaLibrary/2006/main">
+        <mc:Fallback xmlns:sl="http://schemas.openxmlformats.org/schemaLibrary/2006/main" xmlns:a="http://schemas.openxmlformats.org/drawingml/2006/main" xmlns:pic="http://schemas.openxmlformats.org/drawingml/2006/picture" xmlns:c="http://schemas.openxmlformats.org/drawingml/2006/chart" xmlns:lc="http://schemas.openxmlformats.org/drawingml/2006/lockedCanvas" xmlns:dgm="http://schemas.openxmlformats.org/drawingml/2006/diagram" xmlns="http://schemas.microsoft.com/office/tasks/2019/documenttasks" xmlns:cr="http://schemas.microsoft.com/office/comments/2020/reactions">
           <w:drawing>
             <wp:anchor allowOverlap="1" behindDoc="0" distB="0" distT="0" distL="114300" distR="114300" hidden="0" layoutInCell="1" locked="0" relativeHeight="0" simplePos="0">
               <wp:simplePos x="0" y="0"/>
@@ -22028,7 +23359,7 @@
             </wp:anchor>
           </w:drawing>
         </mc:Choice>
-        <mc:Fallback xmlns:cr="http://schemas.microsoft.com/office/comments/2020/reactions" xmlns="http://schemas.microsoft.com/office/tasks/2019/documenttasks" xmlns:dgm="http://schemas.openxmlformats.org/drawingml/2006/diagram" xmlns:lc="http://schemas.openxmlformats.org/drawingml/2006/lockedCanvas" xmlns:c="http://schemas.openxmlformats.org/drawingml/2006/chart" xmlns:pic="http://schemas.openxmlformats.org/drawingml/2006/picture" xmlns:a="http://schemas.openxmlformats.org/drawingml/2006/main" xmlns:sl="http://schemas.openxmlformats.org/schemaLibrary/2006/main">
+        <mc:Fallback xmlns:sl="http://schemas.openxmlformats.org/schemaLibrary/2006/main" xmlns:a="http://schemas.openxmlformats.org/drawingml/2006/main" xmlns:pic="http://schemas.openxmlformats.org/drawingml/2006/picture" xmlns:c="http://schemas.openxmlformats.org/drawingml/2006/chart" xmlns:lc="http://schemas.openxmlformats.org/drawingml/2006/lockedCanvas" xmlns:dgm="http://schemas.openxmlformats.org/drawingml/2006/diagram" xmlns="http://schemas.microsoft.com/office/tasks/2019/documenttasks" xmlns:cr="http://schemas.microsoft.com/office/comments/2020/reactions">
           <w:drawing>
             <wp:anchor allowOverlap="1" behindDoc="0" distB="0" distT="0" distL="114300" distR="114300" hidden="0" layoutInCell="1" locked="0" relativeHeight="0" simplePos="0">
               <wp:simplePos x="0" y="0"/>
